--- a/docs/SCI_SE_6.ProjectDatabase.docx
+++ b/docs/SCI_SE_6.ProjectDatabase.docx
@@ -71,6 +71,7 @@
           <w:b/>
           <w:sz w:val="36"/>
           <w:szCs w:val="36"/>
+          <w:lang w:val="vi-VN"/>
         </w:rPr>
       </w:pPr>
       <w:r>
@@ -80,7 +81,26 @@
           <w:sz w:val="36"/>
           <w:szCs w:val="36"/>
         </w:rPr>
-        <w:t>KHOA CNTT</w:t>
+        <w:t xml:space="preserve">KHOA </w:t>
+      </w:r>
+      <w:r>
+        <w:rPr>
+          <w:rFonts w:ascii="Times New Roman" w:eastAsia="Calibri" w:hAnsi="Times New Roman" w:cs="Times New Roman"/>
+          <w:b/>
+          <w:sz w:val="36"/>
+          <w:szCs w:val="36"/>
+        </w:rPr>
+        <w:t>CÔNG</w:t>
+      </w:r>
+      <w:r>
+        <w:rPr>
+          <w:rFonts w:ascii="Times New Roman" w:eastAsia="Calibri" w:hAnsi="Times New Roman" w:cs="Times New Roman"/>
+          <w:b/>
+          <w:sz w:val="36"/>
+          <w:szCs w:val="36"/>
+          <w:lang w:val="vi-VN"/>
+        </w:rPr>
+        <w:t xml:space="preserve"> NGHỆ THÔNG TIN</w:t>
       </w:r>
     </w:p>
     <w:p>
@@ -319,6 +339,16 @@
         </w:rPr>
         <w:sym w:font="Wingdings" w:char="F09E"/>
       </w:r>
+      <w:r>
+        <w:rPr>
+          <w:rFonts w:ascii="Times New Roman" w:eastAsia="Calibri" w:hAnsi="Times New Roman" w:cs="Times New Roman"/>
+          <w:b/>
+          <w:sz w:val="44"/>
+          <w:szCs w:val="44"/>
+          <w:lang w:val="vi-VN"/>
+        </w:rPr>
+        <w:t xml:space="preserve"> </w:t>
+      </w:r>
     </w:p>
     <w:p>
       <w:pPr>
@@ -348,7 +378,7 @@
           <w:szCs w:val="44"/>
           <w:lang w:val="vi-VN"/>
         </w:rPr>
-        <w:t>TÀI LIỆ</w:t>
+        <w:t>DATABASE</w:t>
       </w:r>
       <w:r>
         <w:rPr>
@@ -358,27 +388,7 @@
           <w:szCs w:val="44"/>
           <w:lang w:val="vi-VN"/>
         </w:rPr>
-        <w:t>U</w:t>
-      </w:r>
-      <w:r>
-        <w:rPr>
-          <w:rFonts w:ascii="Times New Roman" w:eastAsia="Calibri" w:hAnsi="Times New Roman" w:cs="Times New Roman"/>
-          <w:b/>
-          <w:sz w:val="36"/>
-          <w:szCs w:val="44"/>
-          <w:lang w:val="vi-VN"/>
-        </w:rPr>
-        <w:t xml:space="preserve"> </w:t>
-      </w:r>
-      <w:r>
-        <w:rPr>
-          <w:rFonts w:ascii="Times New Roman" w:eastAsia="Calibri" w:hAnsi="Times New Roman" w:cs="Times New Roman"/>
-          <w:b/>
-          <w:sz w:val="36"/>
-          <w:szCs w:val="44"/>
-          <w:lang w:val="vi-VN"/>
-        </w:rPr>
-        <w:t>DATABASE</w:t>
+        <w:t xml:space="preserve"> DOCUMENT</w:t>
       </w:r>
     </w:p>
     <w:p>
@@ -562,7 +572,6 @@
           <w:lang w:val="vi-VN"/>
         </w:rPr>
         <w:tab/>
-        <w:t>Dương Thị Ngọc Ánh</w:t>
       </w:r>
       <w:r>
         <w:rPr>
@@ -571,7 +580,42 @@
           <w:szCs w:val="26"/>
           <w:lang w:val="vi-VN"/>
         </w:rPr>
+        <w:t>Đặng</w:t>
+      </w:r>
+      <w:r>
+        <w:rPr>
+          <w:rFonts w:ascii="Times New Roman" w:eastAsia="Calibri" w:hAnsi="Times New Roman" w:cs="Times New Roman"/>
+          <w:sz w:val="26"/>
+          <w:szCs w:val="26"/>
+          <w:lang w:val="vi-VN"/>
+        </w:rPr>
+        <w:t xml:space="preserve"> Thị Ngọc Ánh</w:t>
+      </w:r>
+      <w:r>
+        <w:rPr>
+          <w:rFonts w:ascii="Times New Roman" w:eastAsia="Calibri" w:hAnsi="Times New Roman" w:cs="Times New Roman"/>
+          <w:sz w:val="26"/>
+          <w:szCs w:val="26"/>
+          <w:lang w:val="vi-VN"/>
+        </w:rPr>
         <w:tab/>
+      </w:r>
+      <w:r>
+        <w:rPr>
+          <w:rFonts w:ascii="Times New Roman" w:eastAsia="Calibri" w:hAnsi="Times New Roman" w:cs="Times New Roman"/>
+          <w:sz w:val="26"/>
+          <w:szCs w:val="26"/>
+          <w:lang w:val="vi-VN"/>
+        </w:rPr>
+        <w:t xml:space="preserve">           </w:t>
+      </w:r>
+      <w:r>
+        <w:rPr>
+          <w:rFonts w:ascii="Times New Roman" w:eastAsia="Calibri" w:hAnsi="Times New Roman" w:cs="Times New Roman"/>
+          <w:sz w:val="26"/>
+          <w:szCs w:val="26"/>
+          <w:lang w:val="vi-VN"/>
+        </w:rPr>
         <w:t>28208105257</w:t>
       </w:r>
     </w:p>
@@ -5935,6 +5979,52 @@
           <w:rFonts w:ascii="Times New Roman" w:hAnsi="Times New Roman" w:cs="Times New Roman"/>
           <w:sz w:val="26"/>
           <w:szCs w:val="26"/>
+          <w:lang w:val="vi-VN"/>
+        </w:rPr>
+        <w:t>mon_kich_co(id, mon_id, kich_co_id, gia_cong_them): chứa thông tin các món nào có kích nào</w:t>
+      </w:r>
+    </w:p>
+    <w:p>
+      <w:pPr>
+        <w:pStyle w:val="ListParagraph"/>
+        <w:numPr>
+          <w:ilvl w:val="0"/>
+          <w:numId w:val="14"/>
+        </w:numPr>
+        <w:rPr>
+          <w:rFonts w:ascii="Times New Roman" w:hAnsi="Times New Roman" w:cs="Times New Roman"/>
+          <w:sz w:val="26"/>
+          <w:szCs w:val="26"/>
+        </w:rPr>
+      </w:pPr>
+      <w:r>
+        <w:rPr>
+          <w:rFonts w:ascii="Times New Roman" w:hAnsi="Times New Roman" w:cs="Times New Roman"/>
+          <w:sz w:val="26"/>
+          <w:szCs w:val="26"/>
+          <w:lang w:val="vi-VN"/>
+        </w:rPr>
+        <w:t>mon_topping(id, mon_id, topping_id): chứa thông tin các món nào có những topping nào</w:t>
+      </w:r>
+    </w:p>
+    <w:p>
+      <w:pPr>
+        <w:pStyle w:val="ListParagraph"/>
+        <w:numPr>
+          <w:ilvl w:val="0"/>
+          <w:numId w:val="14"/>
+        </w:numPr>
+        <w:rPr>
+          <w:rFonts w:ascii="Times New Roman" w:hAnsi="Times New Roman" w:cs="Times New Roman"/>
+          <w:sz w:val="26"/>
+          <w:szCs w:val="26"/>
+        </w:rPr>
+      </w:pPr>
+      <w:r>
+        <w:rPr>
+          <w:rFonts w:ascii="Times New Roman" w:hAnsi="Times New Roman" w:cs="Times New Roman"/>
+          <w:sz w:val="26"/>
+          <w:szCs w:val="26"/>
         </w:rPr>
         <w:t>danh_mucs (</w:t>
       </w:r>
@@ -6081,6 +6171,29 @@
           <w:rFonts w:ascii="Times New Roman" w:hAnsi="Times New Roman" w:cs="Times New Roman"/>
           <w:sz w:val="26"/>
           <w:szCs w:val="26"/>
+          <w:lang w:val="vi-VN"/>
+        </w:rPr>
+        <w:t>topping_cong_thuc(id, topping_id, nguyen_lieu_id, so_luong_can): dùng để định mức nguyên liệu cho các loại topping</w:t>
+      </w:r>
+    </w:p>
+    <w:p>
+      <w:pPr>
+        <w:pStyle w:val="ListParagraph"/>
+        <w:numPr>
+          <w:ilvl w:val="0"/>
+          <w:numId w:val="14"/>
+        </w:numPr>
+        <w:rPr>
+          <w:rFonts w:ascii="Times New Roman" w:hAnsi="Times New Roman" w:cs="Times New Roman"/>
+          <w:sz w:val="26"/>
+          <w:szCs w:val="26"/>
+        </w:rPr>
+      </w:pPr>
+      <w:r>
+        <w:rPr>
+          <w:rFonts w:ascii="Times New Roman" w:hAnsi="Times New Roman" w:cs="Times New Roman"/>
+          <w:sz w:val="26"/>
+          <w:szCs w:val="26"/>
         </w:rPr>
         <w:t>lich_su_khos (</w:t>
       </w:r>
@@ -6238,6 +6351,7 @@
           <w:sz w:val="26"/>
           <w:szCs w:val="26"/>
         </w:rPr>
+        <w:lastRenderedPageBreak/>
         <w:t>kich_cos (</w:t>
       </w:r>
       <w:r>
@@ -6387,7 +6501,6 @@
           <w:b/>
           <w:color w:val="auto"/>
         </w:rPr>
-        <w:lastRenderedPageBreak/>
         <w:t>Thiết kế kiến trúc bảng</w:t>
       </w:r>
       <w:bookmarkEnd w:id="5"/>
@@ -9370,6 +9483,7 @@
                 <w:sz w:val="26"/>
                 <w:szCs w:val="26"/>
               </w:rPr>
+              <w:lastRenderedPageBreak/>
               <w:t>id</w:t>
             </w:r>
           </w:p>
@@ -10330,7 +10444,6 @@
                 <w:sz w:val="26"/>
                 <w:szCs w:val="26"/>
               </w:rPr>
-              <w:lastRenderedPageBreak/>
               <w:t>tien_mat_he_thong</w:t>
             </w:r>
           </w:p>
@@ -12725,6 +12838,7 @@
                 <w:sz w:val="26"/>
                 <w:szCs w:val="26"/>
               </w:rPr>
+              <w:lastRenderedPageBreak/>
               <w:t>3:da_huy</w:t>
             </w:r>
           </w:p>
@@ -12756,6 +12870,7 @@
                 <w:sz w:val="26"/>
                 <w:szCs w:val="26"/>
               </w:rPr>
+              <w:lastRenderedPageBreak/>
               <w:t>ly_do_huy</w:t>
             </w:r>
           </w:p>
@@ -12923,7 +13038,6 @@
           <w:sz w:val="26"/>
           <w:szCs w:val="26"/>
         </w:rPr>
-        <w:lastRenderedPageBreak/>
         <w:t>Table danh_gias : dùng để khách hàng đánh giá chất lượng dịch vụ ở quán.</w:t>
       </w:r>
     </w:p>
@@ -16556,7 +16670,6 @@
                 <w:sz w:val="26"/>
                 <w:szCs w:val="26"/>
               </w:rPr>
-              <w:lastRenderedPageBreak/>
               <w:t>hinh_anh</w:t>
             </w:r>
           </w:p>
@@ -17160,6 +17273,1640 @@
           <w:rFonts w:ascii="Times New Roman" w:hAnsi="Times New Roman" w:cs="Times New Roman"/>
           <w:sz w:val="26"/>
           <w:szCs w:val="26"/>
+          <w:lang w:val="vi-VN"/>
+        </w:rPr>
+      </w:pPr>
+    </w:p>
+    <w:p>
+      <w:pPr>
+        <w:pStyle w:val="ListParagraph"/>
+        <w:numPr>
+          <w:ilvl w:val="0"/>
+          <w:numId w:val="18"/>
+        </w:numPr>
+        <w:rPr>
+          <w:rFonts w:ascii="Times New Roman" w:hAnsi="Times New Roman" w:cs="Times New Roman"/>
+          <w:sz w:val="26"/>
+          <w:szCs w:val="26"/>
+        </w:rPr>
+      </w:pPr>
+      <w:r>
+        <w:rPr>
+          <w:rFonts w:ascii="Times New Roman" w:hAnsi="Times New Roman" w:cs="Times New Roman"/>
+          <w:sz w:val="26"/>
+          <w:szCs w:val="26"/>
+        </w:rPr>
+        <w:t xml:space="preserve">Table </w:t>
+      </w:r>
+      <w:r>
+        <w:rPr>
+          <w:rFonts w:ascii="Times New Roman" w:hAnsi="Times New Roman" w:cs="Times New Roman"/>
+          <w:sz w:val="26"/>
+          <w:szCs w:val="26"/>
+        </w:rPr>
+        <w:t>mon</w:t>
+      </w:r>
+      <w:r>
+        <w:rPr>
+          <w:rFonts w:ascii="Times New Roman" w:hAnsi="Times New Roman" w:cs="Times New Roman"/>
+          <w:sz w:val="26"/>
+          <w:szCs w:val="26"/>
+          <w:lang w:val="vi-VN"/>
+        </w:rPr>
+        <w:t>_kich_co</w:t>
+      </w:r>
+      <w:r>
+        <w:rPr>
+          <w:rFonts w:ascii="Times New Roman" w:hAnsi="Times New Roman" w:cs="Times New Roman"/>
+          <w:sz w:val="26"/>
+          <w:szCs w:val="26"/>
+        </w:rPr>
+        <w:t xml:space="preserve"> : dùng chứa các thông tin về </w:t>
+      </w:r>
+      <w:r>
+        <w:rPr>
+          <w:rFonts w:ascii="Times New Roman" w:hAnsi="Times New Roman" w:cs="Times New Roman"/>
+          <w:sz w:val="26"/>
+          <w:szCs w:val="26"/>
+        </w:rPr>
+        <w:t>kích</w:t>
+      </w:r>
+      <w:r>
+        <w:rPr>
+          <w:rFonts w:ascii="Times New Roman" w:hAnsi="Times New Roman" w:cs="Times New Roman"/>
+          <w:sz w:val="26"/>
+          <w:szCs w:val="26"/>
+          <w:lang w:val="vi-VN"/>
+        </w:rPr>
+        <w:t xml:space="preserve"> cỡ của từng </w:t>
+      </w:r>
+      <w:r>
+        <w:rPr>
+          <w:rFonts w:ascii="Times New Roman" w:hAnsi="Times New Roman" w:cs="Times New Roman"/>
+          <w:sz w:val="26"/>
+          <w:szCs w:val="26"/>
+        </w:rPr>
+        <w:t>món.</w:t>
+      </w:r>
+    </w:p>
+    <w:tbl>
+      <w:tblPr>
+        <w:tblStyle w:val="TableGrid"/>
+        <w:tblW w:w="0" w:type="auto"/>
+        <w:jc w:val="center"/>
+        <w:tblLook w:val="04A0" w:firstRow="1" w:lastRow="0" w:firstColumn="1" w:lastColumn="0" w:noHBand="0" w:noVBand="1"/>
+      </w:tblPr>
+      <w:tblGrid>
+        <w:gridCol w:w="2220"/>
+        <w:gridCol w:w="1842"/>
+        <w:gridCol w:w="693"/>
+        <w:gridCol w:w="851"/>
+        <w:gridCol w:w="1275"/>
+        <w:gridCol w:w="2127"/>
+      </w:tblGrid>
+      <w:tr>
+        <w:trPr>
+          <w:jc w:val="center"/>
+        </w:trPr>
+        <w:tc>
+          <w:tcPr>
+            <w:tcW w:w="2220" w:type="dxa"/>
+            <w:shd w:val="clear" w:color="auto" w:fill="DEEAF6" w:themeFill="accent1" w:themeFillTint="33"/>
+          </w:tcPr>
+          <w:p>
+            <w:pPr>
+              <w:jc w:val="center"/>
+              <w:rPr>
+                <w:rFonts w:ascii="Times New Roman" w:hAnsi="Times New Roman" w:cs="Times New Roman"/>
+                <w:b/>
+                <w:sz w:val="26"/>
+                <w:szCs w:val="26"/>
+              </w:rPr>
+            </w:pPr>
+            <w:r>
+              <w:rPr>
+                <w:rFonts w:ascii="Times New Roman" w:hAnsi="Times New Roman" w:cs="Times New Roman"/>
+                <w:b/>
+                <w:sz w:val="26"/>
+                <w:szCs w:val="26"/>
+              </w:rPr>
+              <w:t>Field</w:t>
+            </w:r>
+          </w:p>
+        </w:tc>
+        <w:tc>
+          <w:tcPr>
+            <w:tcW w:w="1842" w:type="dxa"/>
+            <w:shd w:val="clear" w:color="auto" w:fill="DEEAF6" w:themeFill="accent1" w:themeFillTint="33"/>
+          </w:tcPr>
+          <w:p>
+            <w:pPr>
+              <w:pStyle w:val="ListParagraph"/>
+              <w:spacing w:line="360" w:lineRule="auto"/>
+              <w:ind w:left="0"/>
+              <w:jc w:val="center"/>
+              <w:rPr>
+                <w:rFonts w:ascii="Times New Roman" w:hAnsi="Times New Roman" w:cs="Times New Roman"/>
+                <w:b/>
+                <w:sz w:val="26"/>
+                <w:szCs w:val="26"/>
+              </w:rPr>
+            </w:pPr>
+            <w:r>
+              <w:rPr>
+                <w:rFonts w:ascii="Times New Roman" w:hAnsi="Times New Roman" w:cs="Times New Roman"/>
+                <w:b/>
+                <w:sz w:val="26"/>
+                <w:szCs w:val="26"/>
+              </w:rPr>
+              <w:t>Type</w:t>
+            </w:r>
+          </w:p>
+        </w:tc>
+        <w:tc>
+          <w:tcPr>
+            <w:tcW w:w="693" w:type="dxa"/>
+            <w:shd w:val="clear" w:color="auto" w:fill="DEEAF6" w:themeFill="accent1" w:themeFillTint="33"/>
+          </w:tcPr>
+          <w:p>
+            <w:pPr>
+              <w:pStyle w:val="ListParagraph"/>
+              <w:spacing w:line="360" w:lineRule="auto"/>
+              <w:ind w:left="0"/>
+              <w:jc w:val="center"/>
+              <w:rPr>
+                <w:rFonts w:ascii="Times New Roman" w:hAnsi="Times New Roman" w:cs="Times New Roman"/>
+                <w:b/>
+                <w:sz w:val="26"/>
+                <w:szCs w:val="26"/>
+              </w:rPr>
+            </w:pPr>
+            <w:r>
+              <w:rPr>
+                <w:rFonts w:ascii="Times New Roman" w:hAnsi="Times New Roman" w:cs="Times New Roman"/>
+                <w:b/>
+                <w:sz w:val="26"/>
+                <w:szCs w:val="26"/>
+              </w:rPr>
+              <w:t>Null</w:t>
+            </w:r>
+          </w:p>
+        </w:tc>
+        <w:tc>
+          <w:tcPr>
+            <w:tcW w:w="851" w:type="dxa"/>
+            <w:shd w:val="clear" w:color="auto" w:fill="DEEAF6" w:themeFill="accent1" w:themeFillTint="33"/>
+          </w:tcPr>
+          <w:p>
+            <w:pPr>
+              <w:pStyle w:val="ListParagraph"/>
+              <w:spacing w:line="360" w:lineRule="auto"/>
+              <w:ind w:left="0"/>
+              <w:jc w:val="center"/>
+              <w:rPr>
+                <w:rFonts w:ascii="Times New Roman" w:hAnsi="Times New Roman" w:cs="Times New Roman"/>
+                <w:b/>
+                <w:sz w:val="26"/>
+                <w:szCs w:val="26"/>
+              </w:rPr>
+            </w:pPr>
+            <w:r>
+              <w:rPr>
+                <w:rFonts w:ascii="Times New Roman" w:hAnsi="Times New Roman" w:cs="Times New Roman"/>
+                <w:b/>
+                <w:sz w:val="26"/>
+                <w:szCs w:val="26"/>
+              </w:rPr>
+              <w:t>Key</w:t>
+            </w:r>
+          </w:p>
+        </w:tc>
+        <w:tc>
+          <w:tcPr>
+            <w:tcW w:w="1275" w:type="dxa"/>
+            <w:shd w:val="clear" w:color="auto" w:fill="DEEAF6" w:themeFill="accent1" w:themeFillTint="33"/>
+          </w:tcPr>
+          <w:p>
+            <w:pPr>
+              <w:pStyle w:val="ListParagraph"/>
+              <w:spacing w:line="360" w:lineRule="auto"/>
+              <w:ind w:left="0"/>
+              <w:jc w:val="center"/>
+              <w:rPr>
+                <w:rFonts w:ascii="Times New Roman" w:hAnsi="Times New Roman" w:cs="Times New Roman"/>
+                <w:b/>
+                <w:sz w:val="26"/>
+                <w:szCs w:val="26"/>
+              </w:rPr>
+            </w:pPr>
+            <w:r>
+              <w:rPr>
+                <w:rFonts w:ascii="Times New Roman" w:hAnsi="Times New Roman" w:cs="Times New Roman"/>
+                <w:b/>
+                <w:sz w:val="26"/>
+                <w:szCs w:val="26"/>
+              </w:rPr>
+              <w:t>Default</w:t>
+            </w:r>
+          </w:p>
+        </w:tc>
+        <w:tc>
+          <w:tcPr>
+            <w:tcW w:w="2127" w:type="dxa"/>
+            <w:shd w:val="clear" w:color="auto" w:fill="DEEAF6" w:themeFill="accent1" w:themeFillTint="33"/>
+          </w:tcPr>
+          <w:p>
+            <w:pPr>
+              <w:pStyle w:val="ListParagraph"/>
+              <w:spacing w:line="360" w:lineRule="auto"/>
+              <w:ind w:left="0"/>
+              <w:jc w:val="center"/>
+              <w:rPr>
+                <w:rFonts w:ascii="Times New Roman" w:hAnsi="Times New Roman" w:cs="Times New Roman"/>
+                <w:b/>
+                <w:sz w:val="26"/>
+                <w:szCs w:val="26"/>
+              </w:rPr>
+            </w:pPr>
+            <w:r>
+              <w:rPr>
+                <w:rFonts w:ascii="Times New Roman" w:hAnsi="Times New Roman" w:cs="Times New Roman"/>
+                <w:b/>
+                <w:sz w:val="26"/>
+                <w:szCs w:val="26"/>
+              </w:rPr>
+              <w:t>Extra</w:t>
+            </w:r>
+          </w:p>
+        </w:tc>
+      </w:tr>
+      <w:tr>
+        <w:trPr>
+          <w:trHeight w:val="372"/>
+          <w:jc w:val="center"/>
+        </w:trPr>
+        <w:tc>
+          <w:tcPr>
+            <w:tcW w:w="2220" w:type="dxa"/>
+            <w:shd w:val="clear" w:color="auto" w:fill="FFFFFF" w:themeFill="background1"/>
+            <w:vAlign w:val="center"/>
+          </w:tcPr>
+          <w:p>
+            <w:pPr>
+              <w:jc w:val="left"/>
+              <w:rPr>
+                <w:rFonts w:ascii="Times New Roman" w:hAnsi="Times New Roman" w:cs="Times New Roman"/>
+                <w:bCs/>
+                <w:sz w:val="26"/>
+                <w:szCs w:val="26"/>
+              </w:rPr>
+            </w:pPr>
+            <w:r>
+              <w:rPr>
+                <w:rFonts w:ascii="Times New Roman" w:hAnsi="Times New Roman" w:cs="Times New Roman"/>
+                <w:bCs/>
+                <w:sz w:val="26"/>
+                <w:szCs w:val="26"/>
+              </w:rPr>
+              <w:t>id</w:t>
+            </w:r>
+          </w:p>
+        </w:tc>
+        <w:tc>
+          <w:tcPr>
+            <w:tcW w:w="1842" w:type="dxa"/>
+            <w:shd w:val="clear" w:color="auto" w:fill="FFFFFF" w:themeFill="background1"/>
+            <w:vAlign w:val="center"/>
+          </w:tcPr>
+          <w:p>
+            <w:pPr>
+              <w:pStyle w:val="ListParagraph"/>
+              <w:ind w:left="0"/>
+              <w:jc w:val="left"/>
+              <w:rPr>
+                <w:rFonts w:ascii="Times New Roman" w:hAnsi="Times New Roman" w:cs="Times New Roman"/>
+                <w:bCs/>
+                <w:sz w:val="26"/>
+                <w:szCs w:val="26"/>
+              </w:rPr>
+            </w:pPr>
+            <w:r>
+              <w:rPr>
+                <w:rFonts w:ascii="Times New Roman" w:hAnsi="Times New Roman" w:cs="Times New Roman"/>
+                <w:bCs/>
+                <w:sz w:val="26"/>
+                <w:szCs w:val="26"/>
+              </w:rPr>
+              <w:t>Bigint</w:t>
+            </w:r>
+          </w:p>
+        </w:tc>
+        <w:tc>
+          <w:tcPr>
+            <w:tcW w:w="693" w:type="dxa"/>
+            <w:shd w:val="clear" w:color="auto" w:fill="FFFFFF" w:themeFill="background1"/>
+            <w:vAlign w:val="center"/>
+          </w:tcPr>
+          <w:p>
+            <w:pPr>
+              <w:pStyle w:val="ListParagraph"/>
+              <w:ind w:left="0"/>
+              <w:jc w:val="left"/>
+              <w:rPr>
+                <w:rFonts w:ascii="Times New Roman" w:hAnsi="Times New Roman" w:cs="Times New Roman"/>
+                <w:bCs/>
+                <w:sz w:val="26"/>
+                <w:szCs w:val="26"/>
+              </w:rPr>
+            </w:pPr>
+            <w:r>
+              <w:rPr>
+                <w:rFonts w:ascii="Times New Roman" w:hAnsi="Times New Roman" w:cs="Times New Roman"/>
+                <w:bCs/>
+                <w:sz w:val="26"/>
+                <w:szCs w:val="26"/>
+              </w:rPr>
+              <w:t>No</w:t>
+            </w:r>
+          </w:p>
+        </w:tc>
+        <w:tc>
+          <w:tcPr>
+            <w:tcW w:w="851" w:type="dxa"/>
+            <w:shd w:val="clear" w:color="auto" w:fill="FFFFFF" w:themeFill="background1"/>
+            <w:vAlign w:val="center"/>
+          </w:tcPr>
+          <w:p>
+            <w:pPr>
+              <w:pStyle w:val="ListParagraph"/>
+              <w:ind w:left="0"/>
+              <w:jc w:val="left"/>
+              <w:rPr>
+                <w:rFonts w:ascii="Times New Roman" w:hAnsi="Times New Roman" w:cs="Times New Roman"/>
+                <w:bCs/>
+                <w:sz w:val="26"/>
+                <w:szCs w:val="26"/>
+              </w:rPr>
+            </w:pPr>
+            <w:r>
+              <w:rPr>
+                <w:rFonts w:ascii="Times New Roman" w:hAnsi="Times New Roman" w:cs="Times New Roman"/>
+                <w:bCs/>
+                <w:sz w:val="26"/>
+                <w:szCs w:val="26"/>
+              </w:rPr>
+              <w:t>PK</w:t>
+            </w:r>
+          </w:p>
+        </w:tc>
+        <w:tc>
+          <w:tcPr>
+            <w:tcW w:w="1275" w:type="dxa"/>
+            <w:shd w:val="clear" w:color="auto" w:fill="FFFFFF" w:themeFill="background1"/>
+            <w:vAlign w:val="center"/>
+          </w:tcPr>
+          <w:p>
+            <w:pPr>
+              <w:pStyle w:val="ListParagraph"/>
+              <w:ind w:left="0"/>
+              <w:jc w:val="left"/>
+              <w:rPr>
+                <w:rFonts w:ascii="Times New Roman" w:hAnsi="Times New Roman" w:cs="Times New Roman"/>
+                <w:bCs/>
+                <w:sz w:val="26"/>
+                <w:szCs w:val="26"/>
+              </w:rPr>
+            </w:pPr>
+            <w:r>
+              <w:rPr>
+                <w:rFonts w:ascii="Times New Roman" w:hAnsi="Times New Roman" w:cs="Times New Roman"/>
+                <w:bCs/>
+                <w:sz w:val="26"/>
+                <w:szCs w:val="26"/>
+              </w:rPr>
+              <w:t>None</w:t>
+            </w:r>
+          </w:p>
+        </w:tc>
+        <w:tc>
+          <w:tcPr>
+            <w:tcW w:w="2127" w:type="dxa"/>
+            <w:shd w:val="clear" w:color="auto" w:fill="FFFFFF" w:themeFill="background1"/>
+            <w:vAlign w:val="center"/>
+          </w:tcPr>
+          <w:p>
+            <w:pPr>
+              <w:pStyle w:val="ListParagraph"/>
+              <w:ind w:left="0"/>
+              <w:jc w:val="left"/>
+              <w:rPr>
+                <w:rFonts w:ascii="Times New Roman" w:hAnsi="Times New Roman" w:cs="Times New Roman"/>
+                <w:bCs/>
+                <w:sz w:val="26"/>
+                <w:szCs w:val="26"/>
+              </w:rPr>
+            </w:pPr>
+          </w:p>
+        </w:tc>
+      </w:tr>
+      <w:tr>
+        <w:trPr>
+          <w:jc w:val="center"/>
+        </w:trPr>
+        <w:tc>
+          <w:tcPr>
+            <w:tcW w:w="2220" w:type="dxa"/>
+            <w:vAlign w:val="center"/>
+          </w:tcPr>
+          <w:p>
+            <w:pPr>
+              <w:pStyle w:val="ListParagraph"/>
+              <w:spacing w:line="360" w:lineRule="auto"/>
+              <w:ind w:left="0"/>
+              <w:jc w:val="left"/>
+              <w:rPr>
+                <w:rFonts w:ascii="Times New Roman" w:hAnsi="Times New Roman" w:cs="Times New Roman"/>
+                <w:sz w:val="26"/>
+                <w:szCs w:val="26"/>
+                <w:lang w:val="vi-VN"/>
+              </w:rPr>
+            </w:pPr>
+            <w:r>
+              <w:rPr>
+                <w:rFonts w:ascii="Times New Roman" w:hAnsi="Times New Roman" w:cs="Times New Roman"/>
+                <w:sz w:val="26"/>
+                <w:szCs w:val="26"/>
+              </w:rPr>
+              <w:t>mon</w:t>
+            </w:r>
+            <w:r>
+              <w:rPr>
+                <w:rFonts w:ascii="Times New Roman" w:hAnsi="Times New Roman" w:cs="Times New Roman"/>
+                <w:sz w:val="26"/>
+                <w:szCs w:val="26"/>
+                <w:lang w:val="vi-VN"/>
+              </w:rPr>
+              <w:t>_id</w:t>
+            </w:r>
+          </w:p>
+        </w:tc>
+        <w:tc>
+          <w:tcPr>
+            <w:tcW w:w="1842" w:type="dxa"/>
+          </w:tcPr>
+          <w:p>
+            <w:pPr>
+              <w:pStyle w:val="ListParagraph"/>
+              <w:spacing w:line="360" w:lineRule="auto"/>
+              <w:ind w:left="0"/>
+              <w:rPr>
+                <w:rFonts w:ascii="Times New Roman" w:hAnsi="Times New Roman" w:cs="Times New Roman"/>
+                <w:sz w:val="26"/>
+                <w:szCs w:val="26"/>
+              </w:rPr>
+            </w:pPr>
+            <w:r>
+              <w:rPr>
+                <w:rFonts w:ascii="Times New Roman" w:hAnsi="Times New Roman" w:cs="Times New Roman"/>
+                <w:sz w:val="26"/>
+                <w:szCs w:val="26"/>
+              </w:rPr>
+              <w:t>BigInt</w:t>
+            </w:r>
+          </w:p>
+        </w:tc>
+        <w:tc>
+          <w:tcPr>
+            <w:tcW w:w="693" w:type="dxa"/>
+          </w:tcPr>
+          <w:p>
+            <w:pPr>
+              <w:pStyle w:val="ListParagraph"/>
+              <w:spacing w:line="360" w:lineRule="auto"/>
+              <w:ind w:left="0"/>
+              <w:rPr>
+                <w:rFonts w:ascii="Times New Roman" w:hAnsi="Times New Roman" w:cs="Times New Roman"/>
+                <w:sz w:val="26"/>
+                <w:szCs w:val="26"/>
+              </w:rPr>
+            </w:pPr>
+            <w:r>
+              <w:rPr>
+                <w:rFonts w:ascii="Times New Roman" w:hAnsi="Times New Roman" w:cs="Times New Roman"/>
+                <w:sz w:val="26"/>
+                <w:szCs w:val="26"/>
+              </w:rPr>
+              <w:t>No</w:t>
+            </w:r>
+          </w:p>
+        </w:tc>
+        <w:tc>
+          <w:tcPr>
+            <w:tcW w:w="851" w:type="dxa"/>
+          </w:tcPr>
+          <w:p>
+            <w:pPr>
+              <w:pStyle w:val="ListParagraph"/>
+              <w:spacing w:line="360" w:lineRule="auto"/>
+              <w:ind w:left="0"/>
+              <w:rPr>
+                <w:rFonts w:ascii="Times New Roman" w:hAnsi="Times New Roman" w:cs="Times New Roman"/>
+                <w:sz w:val="26"/>
+                <w:szCs w:val="26"/>
+              </w:rPr>
+            </w:pPr>
+            <w:r>
+              <w:rPr>
+                <w:rFonts w:ascii="Times New Roman" w:hAnsi="Times New Roman" w:cs="Times New Roman"/>
+                <w:sz w:val="26"/>
+                <w:szCs w:val="26"/>
+              </w:rPr>
+              <w:t>FK</w:t>
+            </w:r>
+          </w:p>
+        </w:tc>
+        <w:tc>
+          <w:tcPr>
+            <w:tcW w:w="1275" w:type="dxa"/>
+          </w:tcPr>
+          <w:p>
+            <w:pPr>
+              <w:pStyle w:val="ListParagraph"/>
+              <w:spacing w:line="360" w:lineRule="auto"/>
+              <w:ind w:left="0"/>
+              <w:rPr>
+                <w:rFonts w:ascii="Times New Roman" w:hAnsi="Times New Roman" w:cs="Times New Roman"/>
+                <w:sz w:val="26"/>
+                <w:szCs w:val="26"/>
+              </w:rPr>
+            </w:pPr>
+            <w:r>
+              <w:rPr>
+                <w:rFonts w:ascii="Times New Roman" w:hAnsi="Times New Roman" w:cs="Times New Roman"/>
+                <w:sz w:val="26"/>
+                <w:szCs w:val="26"/>
+              </w:rPr>
+              <w:t>None</w:t>
+            </w:r>
+          </w:p>
+        </w:tc>
+        <w:tc>
+          <w:tcPr>
+            <w:tcW w:w="2127" w:type="dxa"/>
+          </w:tcPr>
+          <w:p>
+            <w:pPr>
+              <w:pStyle w:val="ListParagraph"/>
+              <w:spacing w:line="360" w:lineRule="auto"/>
+              <w:ind w:left="0"/>
+              <w:rPr>
+                <w:rFonts w:ascii="Times New Roman" w:hAnsi="Times New Roman" w:cs="Times New Roman"/>
+                <w:sz w:val="26"/>
+                <w:szCs w:val="26"/>
+              </w:rPr>
+            </w:pPr>
+          </w:p>
+        </w:tc>
+      </w:tr>
+      <w:tr>
+        <w:trPr>
+          <w:jc w:val="center"/>
+        </w:trPr>
+        <w:tc>
+          <w:tcPr>
+            <w:tcW w:w="2220" w:type="dxa"/>
+            <w:vAlign w:val="center"/>
+          </w:tcPr>
+          <w:p>
+            <w:pPr>
+              <w:pStyle w:val="ListParagraph"/>
+              <w:spacing w:line="360" w:lineRule="auto"/>
+              <w:ind w:left="0"/>
+              <w:jc w:val="left"/>
+              <w:rPr>
+                <w:rFonts w:ascii="Times New Roman" w:hAnsi="Times New Roman" w:cs="Times New Roman"/>
+                <w:sz w:val="26"/>
+                <w:szCs w:val="26"/>
+              </w:rPr>
+            </w:pPr>
+            <w:r>
+              <w:rPr>
+                <w:rFonts w:ascii="Times New Roman" w:hAnsi="Times New Roman" w:cs="Times New Roman"/>
+                <w:sz w:val="26"/>
+                <w:szCs w:val="26"/>
+              </w:rPr>
+              <w:t>kich</w:t>
+            </w:r>
+            <w:r>
+              <w:rPr>
+                <w:rFonts w:ascii="Times New Roman" w:hAnsi="Times New Roman" w:cs="Times New Roman"/>
+                <w:sz w:val="26"/>
+                <w:szCs w:val="26"/>
+                <w:lang w:val="vi-VN"/>
+              </w:rPr>
+              <w:t>_co</w:t>
+            </w:r>
+            <w:r>
+              <w:rPr>
+                <w:rFonts w:ascii="Times New Roman" w:hAnsi="Times New Roman" w:cs="Times New Roman"/>
+                <w:sz w:val="26"/>
+                <w:szCs w:val="26"/>
+              </w:rPr>
+              <w:t>_id</w:t>
+            </w:r>
+          </w:p>
+        </w:tc>
+        <w:tc>
+          <w:tcPr>
+            <w:tcW w:w="1842" w:type="dxa"/>
+          </w:tcPr>
+          <w:p>
+            <w:pPr>
+              <w:pStyle w:val="ListParagraph"/>
+              <w:spacing w:line="360" w:lineRule="auto"/>
+              <w:ind w:left="0"/>
+              <w:rPr>
+                <w:rFonts w:ascii="Times New Roman" w:hAnsi="Times New Roman" w:cs="Times New Roman"/>
+                <w:sz w:val="26"/>
+                <w:szCs w:val="26"/>
+              </w:rPr>
+            </w:pPr>
+            <w:r>
+              <w:rPr>
+                <w:rFonts w:ascii="Times New Roman" w:hAnsi="Times New Roman" w:cs="Times New Roman"/>
+                <w:sz w:val="26"/>
+                <w:szCs w:val="26"/>
+              </w:rPr>
+              <w:t>Bigint</w:t>
+            </w:r>
+          </w:p>
+        </w:tc>
+        <w:tc>
+          <w:tcPr>
+            <w:tcW w:w="693" w:type="dxa"/>
+          </w:tcPr>
+          <w:p>
+            <w:pPr>
+              <w:pStyle w:val="ListParagraph"/>
+              <w:spacing w:line="360" w:lineRule="auto"/>
+              <w:ind w:left="0"/>
+              <w:rPr>
+                <w:rFonts w:ascii="Times New Roman" w:hAnsi="Times New Roman" w:cs="Times New Roman"/>
+                <w:sz w:val="26"/>
+                <w:szCs w:val="26"/>
+              </w:rPr>
+            </w:pPr>
+            <w:r>
+              <w:rPr>
+                <w:rFonts w:ascii="Times New Roman" w:hAnsi="Times New Roman" w:cs="Times New Roman"/>
+                <w:sz w:val="26"/>
+                <w:szCs w:val="26"/>
+              </w:rPr>
+              <w:t>No</w:t>
+            </w:r>
+          </w:p>
+        </w:tc>
+        <w:tc>
+          <w:tcPr>
+            <w:tcW w:w="851" w:type="dxa"/>
+          </w:tcPr>
+          <w:p>
+            <w:pPr>
+              <w:pStyle w:val="ListParagraph"/>
+              <w:spacing w:line="360" w:lineRule="auto"/>
+              <w:ind w:left="0"/>
+              <w:rPr>
+                <w:rFonts w:ascii="Times New Roman" w:hAnsi="Times New Roman" w:cs="Times New Roman"/>
+                <w:sz w:val="26"/>
+                <w:szCs w:val="26"/>
+              </w:rPr>
+            </w:pPr>
+            <w:r>
+              <w:rPr>
+                <w:rFonts w:ascii="Times New Roman" w:hAnsi="Times New Roman" w:cs="Times New Roman"/>
+                <w:sz w:val="26"/>
+                <w:szCs w:val="26"/>
+              </w:rPr>
+              <w:t>FK</w:t>
+            </w:r>
+          </w:p>
+        </w:tc>
+        <w:tc>
+          <w:tcPr>
+            <w:tcW w:w="1275" w:type="dxa"/>
+          </w:tcPr>
+          <w:p>
+            <w:pPr>
+              <w:pStyle w:val="ListParagraph"/>
+              <w:spacing w:line="360" w:lineRule="auto"/>
+              <w:ind w:left="0"/>
+              <w:rPr>
+                <w:rFonts w:ascii="Times New Roman" w:hAnsi="Times New Roman" w:cs="Times New Roman"/>
+                <w:sz w:val="26"/>
+                <w:szCs w:val="26"/>
+              </w:rPr>
+            </w:pPr>
+            <w:r>
+              <w:rPr>
+                <w:rFonts w:ascii="Times New Roman" w:hAnsi="Times New Roman" w:cs="Times New Roman"/>
+                <w:sz w:val="26"/>
+                <w:szCs w:val="26"/>
+              </w:rPr>
+              <w:t>None</w:t>
+            </w:r>
+          </w:p>
+        </w:tc>
+        <w:tc>
+          <w:tcPr>
+            <w:tcW w:w="2127" w:type="dxa"/>
+          </w:tcPr>
+          <w:p>
+            <w:pPr>
+              <w:pStyle w:val="ListParagraph"/>
+              <w:spacing w:line="360" w:lineRule="auto"/>
+              <w:ind w:left="0"/>
+              <w:rPr>
+                <w:rFonts w:ascii="Times New Roman" w:hAnsi="Times New Roman" w:cs="Times New Roman"/>
+                <w:sz w:val="26"/>
+                <w:szCs w:val="26"/>
+              </w:rPr>
+            </w:pPr>
+          </w:p>
+        </w:tc>
+      </w:tr>
+      <w:tr>
+        <w:trPr>
+          <w:jc w:val="center"/>
+        </w:trPr>
+        <w:tc>
+          <w:tcPr>
+            <w:tcW w:w="2220" w:type="dxa"/>
+            <w:vAlign w:val="center"/>
+          </w:tcPr>
+          <w:p>
+            <w:pPr>
+              <w:pStyle w:val="ListParagraph"/>
+              <w:spacing w:line="360" w:lineRule="auto"/>
+              <w:ind w:left="0"/>
+              <w:jc w:val="left"/>
+              <w:rPr>
+                <w:rFonts w:ascii="Times New Roman" w:hAnsi="Times New Roman" w:cs="Times New Roman"/>
+                <w:sz w:val="26"/>
+                <w:szCs w:val="26"/>
+                <w:lang w:val="vi-VN"/>
+              </w:rPr>
+            </w:pPr>
+            <w:r>
+              <w:rPr>
+                <w:rFonts w:ascii="Times New Roman" w:hAnsi="Times New Roman" w:cs="Times New Roman"/>
+                <w:sz w:val="26"/>
+                <w:szCs w:val="26"/>
+              </w:rPr>
+              <w:t>gia</w:t>
+            </w:r>
+            <w:r>
+              <w:rPr>
+                <w:rFonts w:ascii="Times New Roman" w:hAnsi="Times New Roman" w:cs="Times New Roman"/>
+                <w:sz w:val="26"/>
+                <w:szCs w:val="26"/>
+                <w:lang w:val="vi-VN"/>
+              </w:rPr>
+              <w:t>_cong_them</w:t>
+            </w:r>
+          </w:p>
+        </w:tc>
+        <w:tc>
+          <w:tcPr>
+            <w:tcW w:w="1842" w:type="dxa"/>
+          </w:tcPr>
+          <w:p>
+            <w:pPr>
+              <w:pStyle w:val="ListParagraph"/>
+              <w:spacing w:line="360" w:lineRule="auto"/>
+              <w:ind w:left="0"/>
+              <w:rPr>
+                <w:rFonts w:ascii="Times New Roman" w:hAnsi="Times New Roman" w:cs="Times New Roman"/>
+                <w:sz w:val="26"/>
+                <w:szCs w:val="26"/>
+                <w:lang w:val="vi-VN"/>
+              </w:rPr>
+            </w:pPr>
+            <w:r>
+              <w:rPr>
+                <w:rFonts w:ascii="Times New Roman" w:hAnsi="Times New Roman" w:cs="Times New Roman"/>
+                <w:sz w:val="26"/>
+                <w:szCs w:val="26"/>
+              </w:rPr>
+              <w:t>Decimal</w:t>
+            </w:r>
+            <w:r>
+              <w:rPr>
+                <w:rFonts w:ascii="Times New Roman" w:hAnsi="Times New Roman" w:cs="Times New Roman"/>
+                <w:sz w:val="26"/>
+                <w:szCs w:val="26"/>
+                <w:lang w:val="vi-VN"/>
+              </w:rPr>
+              <w:t>(15,2)</w:t>
+            </w:r>
+          </w:p>
+        </w:tc>
+        <w:tc>
+          <w:tcPr>
+            <w:tcW w:w="693" w:type="dxa"/>
+          </w:tcPr>
+          <w:p>
+            <w:pPr>
+              <w:pStyle w:val="ListParagraph"/>
+              <w:spacing w:line="360" w:lineRule="auto"/>
+              <w:ind w:left="0"/>
+              <w:rPr>
+                <w:rFonts w:ascii="Times New Roman" w:hAnsi="Times New Roman" w:cs="Times New Roman"/>
+                <w:sz w:val="26"/>
+                <w:szCs w:val="26"/>
+              </w:rPr>
+            </w:pPr>
+            <w:r>
+              <w:rPr>
+                <w:rFonts w:ascii="Times New Roman" w:hAnsi="Times New Roman" w:cs="Times New Roman"/>
+                <w:sz w:val="26"/>
+                <w:szCs w:val="26"/>
+              </w:rPr>
+              <w:t>No</w:t>
+            </w:r>
+          </w:p>
+        </w:tc>
+        <w:tc>
+          <w:tcPr>
+            <w:tcW w:w="851" w:type="dxa"/>
+          </w:tcPr>
+          <w:p>
+            <w:pPr>
+              <w:pStyle w:val="ListParagraph"/>
+              <w:spacing w:line="360" w:lineRule="auto"/>
+              <w:ind w:left="0"/>
+              <w:rPr>
+                <w:rFonts w:ascii="Times New Roman" w:hAnsi="Times New Roman" w:cs="Times New Roman"/>
+                <w:sz w:val="26"/>
+                <w:szCs w:val="26"/>
+              </w:rPr>
+            </w:pPr>
+          </w:p>
+        </w:tc>
+        <w:tc>
+          <w:tcPr>
+            <w:tcW w:w="1275" w:type="dxa"/>
+          </w:tcPr>
+          <w:p>
+            <w:pPr>
+              <w:pStyle w:val="ListParagraph"/>
+              <w:spacing w:line="360" w:lineRule="auto"/>
+              <w:ind w:left="0"/>
+              <w:rPr>
+                <w:rFonts w:ascii="Times New Roman" w:hAnsi="Times New Roman" w:cs="Times New Roman"/>
+                <w:sz w:val="26"/>
+                <w:szCs w:val="26"/>
+              </w:rPr>
+            </w:pPr>
+            <w:r>
+              <w:rPr>
+                <w:rFonts w:ascii="Times New Roman" w:hAnsi="Times New Roman" w:cs="Times New Roman"/>
+                <w:sz w:val="26"/>
+                <w:szCs w:val="26"/>
+              </w:rPr>
+              <w:t>None</w:t>
+            </w:r>
+          </w:p>
+        </w:tc>
+        <w:tc>
+          <w:tcPr>
+            <w:tcW w:w="2127" w:type="dxa"/>
+          </w:tcPr>
+          <w:p>
+            <w:pPr>
+              <w:pStyle w:val="ListParagraph"/>
+              <w:spacing w:line="360" w:lineRule="auto"/>
+              <w:ind w:left="0"/>
+              <w:rPr>
+                <w:rFonts w:ascii="Times New Roman" w:hAnsi="Times New Roman" w:cs="Times New Roman"/>
+                <w:sz w:val="26"/>
+                <w:szCs w:val="26"/>
+              </w:rPr>
+            </w:pPr>
+          </w:p>
+        </w:tc>
+      </w:tr>
+    </w:tbl>
+    <w:p>
+      <w:pPr>
+        <w:rPr>
+          <w:rFonts w:ascii="Times New Roman" w:hAnsi="Times New Roman" w:cs="Times New Roman"/>
+          <w:sz w:val="26"/>
+          <w:szCs w:val="26"/>
+          <w:lang w:val="vi-VN"/>
+        </w:rPr>
+      </w:pPr>
+    </w:p>
+    <w:p>
+      <w:pPr>
+        <w:pStyle w:val="ListParagraph"/>
+        <w:numPr>
+          <w:ilvl w:val="0"/>
+          <w:numId w:val="18"/>
+        </w:numPr>
+        <w:rPr>
+          <w:rFonts w:ascii="Times New Roman" w:hAnsi="Times New Roman" w:cs="Times New Roman"/>
+          <w:sz w:val="26"/>
+          <w:szCs w:val="26"/>
+          <w:lang w:val="vi-VN"/>
+        </w:rPr>
+      </w:pPr>
+      <w:r>
+        <w:rPr>
+          <w:rFonts w:ascii="Times New Roman" w:hAnsi="Times New Roman" w:cs="Times New Roman"/>
+          <w:sz w:val="26"/>
+          <w:szCs w:val="26"/>
+          <w:lang w:val="vi-VN"/>
+        </w:rPr>
+        <w:t>Table mon_topping: dùng để chứa các thông tin về topping của từng món.</w:t>
+      </w:r>
+    </w:p>
+    <w:tbl>
+      <w:tblPr>
+        <w:tblStyle w:val="TableGrid"/>
+        <w:tblW w:w="0" w:type="auto"/>
+        <w:jc w:val="center"/>
+        <w:tblLook w:val="04A0" w:firstRow="1" w:lastRow="0" w:firstColumn="1" w:lastColumn="0" w:noHBand="0" w:noVBand="1"/>
+      </w:tblPr>
+      <w:tblGrid>
+        <w:gridCol w:w="2220"/>
+        <w:gridCol w:w="1842"/>
+        <w:gridCol w:w="693"/>
+        <w:gridCol w:w="851"/>
+        <w:gridCol w:w="1275"/>
+        <w:gridCol w:w="2127"/>
+      </w:tblGrid>
+      <w:tr>
+        <w:trPr>
+          <w:jc w:val="center"/>
+        </w:trPr>
+        <w:tc>
+          <w:tcPr>
+            <w:tcW w:w="2220" w:type="dxa"/>
+            <w:shd w:val="clear" w:color="auto" w:fill="DEEAF6" w:themeFill="accent1" w:themeFillTint="33"/>
+          </w:tcPr>
+          <w:p>
+            <w:pPr>
+              <w:jc w:val="center"/>
+              <w:rPr>
+                <w:rFonts w:ascii="Times New Roman" w:hAnsi="Times New Roman" w:cs="Times New Roman"/>
+                <w:b/>
+                <w:sz w:val="26"/>
+                <w:szCs w:val="26"/>
+              </w:rPr>
+            </w:pPr>
+            <w:r>
+              <w:rPr>
+                <w:rFonts w:ascii="Times New Roman" w:hAnsi="Times New Roman" w:cs="Times New Roman"/>
+                <w:b/>
+                <w:sz w:val="26"/>
+                <w:szCs w:val="26"/>
+              </w:rPr>
+              <w:t>Field</w:t>
+            </w:r>
+          </w:p>
+        </w:tc>
+        <w:tc>
+          <w:tcPr>
+            <w:tcW w:w="1842" w:type="dxa"/>
+            <w:shd w:val="clear" w:color="auto" w:fill="DEEAF6" w:themeFill="accent1" w:themeFillTint="33"/>
+          </w:tcPr>
+          <w:p>
+            <w:pPr>
+              <w:pStyle w:val="ListParagraph"/>
+              <w:spacing w:line="360" w:lineRule="auto"/>
+              <w:ind w:left="0"/>
+              <w:jc w:val="center"/>
+              <w:rPr>
+                <w:rFonts w:ascii="Times New Roman" w:hAnsi="Times New Roman" w:cs="Times New Roman"/>
+                <w:b/>
+                <w:sz w:val="26"/>
+                <w:szCs w:val="26"/>
+              </w:rPr>
+            </w:pPr>
+            <w:r>
+              <w:rPr>
+                <w:rFonts w:ascii="Times New Roman" w:hAnsi="Times New Roman" w:cs="Times New Roman"/>
+                <w:b/>
+                <w:sz w:val="26"/>
+                <w:szCs w:val="26"/>
+              </w:rPr>
+              <w:t>Type</w:t>
+            </w:r>
+          </w:p>
+        </w:tc>
+        <w:tc>
+          <w:tcPr>
+            <w:tcW w:w="693" w:type="dxa"/>
+            <w:shd w:val="clear" w:color="auto" w:fill="DEEAF6" w:themeFill="accent1" w:themeFillTint="33"/>
+          </w:tcPr>
+          <w:p>
+            <w:pPr>
+              <w:pStyle w:val="ListParagraph"/>
+              <w:spacing w:line="360" w:lineRule="auto"/>
+              <w:ind w:left="0"/>
+              <w:jc w:val="center"/>
+              <w:rPr>
+                <w:rFonts w:ascii="Times New Roman" w:hAnsi="Times New Roman" w:cs="Times New Roman"/>
+                <w:b/>
+                <w:sz w:val="26"/>
+                <w:szCs w:val="26"/>
+              </w:rPr>
+            </w:pPr>
+            <w:r>
+              <w:rPr>
+                <w:rFonts w:ascii="Times New Roman" w:hAnsi="Times New Roman" w:cs="Times New Roman"/>
+                <w:b/>
+                <w:sz w:val="26"/>
+                <w:szCs w:val="26"/>
+              </w:rPr>
+              <w:t>Null</w:t>
+            </w:r>
+          </w:p>
+        </w:tc>
+        <w:tc>
+          <w:tcPr>
+            <w:tcW w:w="851" w:type="dxa"/>
+            <w:shd w:val="clear" w:color="auto" w:fill="DEEAF6" w:themeFill="accent1" w:themeFillTint="33"/>
+          </w:tcPr>
+          <w:p>
+            <w:pPr>
+              <w:pStyle w:val="ListParagraph"/>
+              <w:spacing w:line="360" w:lineRule="auto"/>
+              <w:ind w:left="0"/>
+              <w:jc w:val="center"/>
+              <w:rPr>
+                <w:rFonts w:ascii="Times New Roman" w:hAnsi="Times New Roman" w:cs="Times New Roman"/>
+                <w:b/>
+                <w:sz w:val="26"/>
+                <w:szCs w:val="26"/>
+              </w:rPr>
+            </w:pPr>
+            <w:r>
+              <w:rPr>
+                <w:rFonts w:ascii="Times New Roman" w:hAnsi="Times New Roman" w:cs="Times New Roman"/>
+                <w:b/>
+                <w:sz w:val="26"/>
+                <w:szCs w:val="26"/>
+              </w:rPr>
+              <w:t>Key</w:t>
+            </w:r>
+          </w:p>
+        </w:tc>
+        <w:tc>
+          <w:tcPr>
+            <w:tcW w:w="1275" w:type="dxa"/>
+            <w:shd w:val="clear" w:color="auto" w:fill="DEEAF6" w:themeFill="accent1" w:themeFillTint="33"/>
+          </w:tcPr>
+          <w:p>
+            <w:pPr>
+              <w:pStyle w:val="ListParagraph"/>
+              <w:spacing w:line="360" w:lineRule="auto"/>
+              <w:ind w:left="0"/>
+              <w:jc w:val="center"/>
+              <w:rPr>
+                <w:rFonts w:ascii="Times New Roman" w:hAnsi="Times New Roman" w:cs="Times New Roman"/>
+                <w:b/>
+                <w:sz w:val="26"/>
+                <w:szCs w:val="26"/>
+              </w:rPr>
+            </w:pPr>
+            <w:r>
+              <w:rPr>
+                <w:rFonts w:ascii="Times New Roman" w:hAnsi="Times New Roman" w:cs="Times New Roman"/>
+                <w:b/>
+                <w:sz w:val="26"/>
+                <w:szCs w:val="26"/>
+              </w:rPr>
+              <w:t>Default</w:t>
+            </w:r>
+          </w:p>
+        </w:tc>
+        <w:tc>
+          <w:tcPr>
+            <w:tcW w:w="2127" w:type="dxa"/>
+            <w:shd w:val="clear" w:color="auto" w:fill="DEEAF6" w:themeFill="accent1" w:themeFillTint="33"/>
+          </w:tcPr>
+          <w:p>
+            <w:pPr>
+              <w:pStyle w:val="ListParagraph"/>
+              <w:spacing w:line="360" w:lineRule="auto"/>
+              <w:ind w:left="0"/>
+              <w:jc w:val="center"/>
+              <w:rPr>
+                <w:rFonts w:ascii="Times New Roman" w:hAnsi="Times New Roman" w:cs="Times New Roman"/>
+                <w:b/>
+                <w:sz w:val="26"/>
+                <w:szCs w:val="26"/>
+              </w:rPr>
+            </w:pPr>
+            <w:r>
+              <w:rPr>
+                <w:rFonts w:ascii="Times New Roman" w:hAnsi="Times New Roman" w:cs="Times New Roman"/>
+                <w:b/>
+                <w:sz w:val="26"/>
+                <w:szCs w:val="26"/>
+              </w:rPr>
+              <w:t>Extra</w:t>
+            </w:r>
+          </w:p>
+        </w:tc>
+      </w:tr>
+      <w:tr>
+        <w:trPr>
+          <w:trHeight w:val="372"/>
+          <w:jc w:val="center"/>
+        </w:trPr>
+        <w:tc>
+          <w:tcPr>
+            <w:tcW w:w="2220" w:type="dxa"/>
+            <w:shd w:val="clear" w:color="auto" w:fill="FFFFFF" w:themeFill="background1"/>
+            <w:vAlign w:val="center"/>
+          </w:tcPr>
+          <w:p>
+            <w:pPr>
+              <w:jc w:val="left"/>
+              <w:rPr>
+                <w:rFonts w:ascii="Times New Roman" w:hAnsi="Times New Roman" w:cs="Times New Roman"/>
+                <w:bCs/>
+                <w:sz w:val="26"/>
+                <w:szCs w:val="26"/>
+              </w:rPr>
+            </w:pPr>
+            <w:r>
+              <w:rPr>
+                <w:rFonts w:ascii="Times New Roman" w:hAnsi="Times New Roman" w:cs="Times New Roman"/>
+                <w:bCs/>
+                <w:sz w:val="26"/>
+                <w:szCs w:val="26"/>
+              </w:rPr>
+              <w:t>id</w:t>
+            </w:r>
+          </w:p>
+        </w:tc>
+        <w:tc>
+          <w:tcPr>
+            <w:tcW w:w="1842" w:type="dxa"/>
+            <w:shd w:val="clear" w:color="auto" w:fill="FFFFFF" w:themeFill="background1"/>
+            <w:vAlign w:val="center"/>
+          </w:tcPr>
+          <w:p>
+            <w:pPr>
+              <w:pStyle w:val="ListParagraph"/>
+              <w:ind w:left="0"/>
+              <w:jc w:val="left"/>
+              <w:rPr>
+                <w:rFonts w:ascii="Times New Roman" w:hAnsi="Times New Roman" w:cs="Times New Roman"/>
+                <w:bCs/>
+                <w:sz w:val="26"/>
+                <w:szCs w:val="26"/>
+              </w:rPr>
+            </w:pPr>
+            <w:r>
+              <w:rPr>
+                <w:rFonts w:ascii="Times New Roman" w:hAnsi="Times New Roman" w:cs="Times New Roman"/>
+                <w:bCs/>
+                <w:sz w:val="26"/>
+                <w:szCs w:val="26"/>
+              </w:rPr>
+              <w:t>Bigint</w:t>
+            </w:r>
+          </w:p>
+        </w:tc>
+        <w:tc>
+          <w:tcPr>
+            <w:tcW w:w="693" w:type="dxa"/>
+            <w:shd w:val="clear" w:color="auto" w:fill="FFFFFF" w:themeFill="background1"/>
+            <w:vAlign w:val="center"/>
+          </w:tcPr>
+          <w:p>
+            <w:pPr>
+              <w:pStyle w:val="ListParagraph"/>
+              <w:ind w:left="0"/>
+              <w:jc w:val="left"/>
+              <w:rPr>
+                <w:rFonts w:ascii="Times New Roman" w:hAnsi="Times New Roman" w:cs="Times New Roman"/>
+                <w:bCs/>
+                <w:sz w:val="26"/>
+                <w:szCs w:val="26"/>
+              </w:rPr>
+            </w:pPr>
+            <w:r>
+              <w:rPr>
+                <w:rFonts w:ascii="Times New Roman" w:hAnsi="Times New Roman" w:cs="Times New Roman"/>
+                <w:bCs/>
+                <w:sz w:val="26"/>
+                <w:szCs w:val="26"/>
+              </w:rPr>
+              <w:t>No</w:t>
+            </w:r>
+          </w:p>
+        </w:tc>
+        <w:tc>
+          <w:tcPr>
+            <w:tcW w:w="851" w:type="dxa"/>
+            <w:shd w:val="clear" w:color="auto" w:fill="FFFFFF" w:themeFill="background1"/>
+            <w:vAlign w:val="center"/>
+          </w:tcPr>
+          <w:p>
+            <w:pPr>
+              <w:pStyle w:val="ListParagraph"/>
+              <w:ind w:left="0"/>
+              <w:jc w:val="left"/>
+              <w:rPr>
+                <w:rFonts w:ascii="Times New Roman" w:hAnsi="Times New Roman" w:cs="Times New Roman"/>
+                <w:bCs/>
+                <w:sz w:val="26"/>
+                <w:szCs w:val="26"/>
+              </w:rPr>
+            </w:pPr>
+            <w:r>
+              <w:rPr>
+                <w:rFonts w:ascii="Times New Roman" w:hAnsi="Times New Roman" w:cs="Times New Roman"/>
+                <w:bCs/>
+                <w:sz w:val="26"/>
+                <w:szCs w:val="26"/>
+              </w:rPr>
+              <w:t>PK</w:t>
+            </w:r>
+          </w:p>
+        </w:tc>
+        <w:tc>
+          <w:tcPr>
+            <w:tcW w:w="1275" w:type="dxa"/>
+            <w:shd w:val="clear" w:color="auto" w:fill="FFFFFF" w:themeFill="background1"/>
+            <w:vAlign w:val="center"/>
+          </w:tcPr>
+          <w:p>
+            <w:pPr>
+              <w:pStyle w:val="ListParagraph"/>
+              <w:ind w:left="0"/>
+              <w:jc w:val="left"/>
+              <w:rPr>
+                <w:rFonts w:ascii="Times New Roman" w:hAnsi="Times New Roman" w:cs="Times New Roman"/>
+                <w:bCs/>
+                <w:sz w:val="26"/>
+                <w:szCs w:val="26"/>
+              </w:rPr>
+            </w:pPr>
+            <w:r>
+              <w:rPr>
+                <w:rFonts w:ascii="Times New Roman" w:hAnsi="Times New Roman" w:cs="Times New Roman"/>
+                <w:bCs/>
+                <w:sz w:val="26"/>
+                <w:szCs w:val="26"/>
+              </w:rPr>
+              <w:t>None</w:t>
+            </w:r>
+          </w:p>
+        </w:tc>
+        <w:tc>
+          <w:tcPr>
+            <w:tcW w:w="2127" w:type="dxa"/>
+            <w:shd w:val="clear" w:color="auto" w:fill="FFFFFF" w:themeFill="background1"/>
+            <w:vAlign w:val="center"/>
+          </w:tcPr>
+          <w:p>
+            <w:pPr>
+              <w:pStyle w:val="ListParagraph"/>
+              <w:ind w:left="0"/>
+              <w:jc w:val="left"/>
+              <w:rPr>
+                <w:rFonts w:ascii="Times New Roman" w:hAnsi="Times New Roman" w:cs="Times New Roman"/>
+                <w:bCs/>
+                <w:sz w:val="26"/>
+                <w:szCs w:val="26"/>
+              </w:rPr>
+            </w:pPr>
+          </w:p>
+        </w:tc>
+      </w:tr>
+      <w:tr>
+        <w:trPr>
+          <w:jc w:val="center"/>
+        </w:trPr>
+        <w:tc>
+          <w:tcPr>
+            <w:tcW w:w="2220" w:type="dxa"/>
+            <w:vAlign w:val="center"/>
+          </w:tcPr>
+          <w:p>
+            <w:pPr>
+              <w:pStyle w:val="ListParagraph"/>
+              <w:spacing w:line="360" w:lineRule="auto"/>
+              <w:ind w:left="0"/>
+              <w:jc w:val="left"/>
+              <w:rPr>
+                <w:rFonts w:ascii="Times New Roman" w:hAnsi="Times New Roman" w:cs="Times New Roman"/>
+                <w:sz w:val="26"/>
+                <w:szCs w:val="26"/>
+                <w:lang w:val="vi-VN"/>
+              </w:rPr>
+            </w:pPr>
+            <w:r>
+              <w:rPr>
+                <w:rFonts w:ascii="Times New Roman" w:hAnsi="Times New Roman" w:cs="Times New Roman"/>
+                <w:sz w:val="26"/>
+                <w:szCs w:val="26"/>
+              </w:rPr>
+              <w:t>mon</w:t>
+            </w:r>
+            <w:r>
+              <w:rPr>
+                <w:rFonts w:ascii="Times New Roman" w:hAnsi="Times New Roman" w:cs="Times New Roman"/>
+                <w:sz w:val="26"/>
+                <w:szCs w:val="26"/>
+                <w:lang w:val="vi-VN"/>
+              </w:rPr>
+              <w:t>_id</w:t>
+            </w:r>
+          </w:p>
+        </w:tc>
+        <w:tc>
+          <w:tcPr>
+            <w:tcW w:w="1842" w:type="dxa"/>
+          </w:tcPr>
+          <w:p>
+            <w:pPr>
+              <w:pStyle w:val="ListParagraph"/>
+              <w:spacing w:line="360" w:lineRule="auto"/>
+              <w:ind w:left="0"/>
+              <w:rPr>
+                <w:rFonts w:ascii="Times New Roman" w:hAnsi="Times New Roman" w:cs="Times New Roman"/>
+                <w:sz w:val="26"/>
+                <w:szCs w:val="26"/>
+              </w:rPr>
+            </w:pPr>
+            <w:r>
+              <w:rPr>
+                <w:rFonts w:ascii="Times New Roman" w:hAnsi="Times New Roman" w:cs="Times New Roman"/>
+                <w:sz w:val="26"/>
+                <w:szCs w:val="26"/>
+              </w:rPr>
+              <w:t>BigInt</w:t>
+            </w:r>
+          </w:p>
+        </w:tc>
+        <w:tc>
+          <w:tcPr>
+            <w:tcW w:w="693" w:type="dxa"/>
+          </w:tcPr>
+          <w:p>
+            <w:pPr>
+              <w:pStyle w:val="ListParagraph"/>
+              <w:spacing w:line="360" w:lineRule="auto"/>
+              <w:ind w:left="0"/>
+              <w:rPr>
+                <w:rFonts w:ascii="Times New Roman" w:hAnsi="Times New Roman" w:cs="Times New Roman"/>
+                <w:sz w:val="26"/>
+                <w:szCs w:val="26"/>
+              </w:rPr>
+            </w:pPr>
+            <w:r>
+              <w:rPr>
+                <w:rFonts w:ascii="Times New Roman" w:hAnsi="Times New Roman" w:cs="Times New Roman"/>
+                <w:sz w:val="26"/>
+                <w:szCs w:val="26"/>
+              </w:rPr>
+              <w:t>No</w:t>
+            </w:r>
+          </w:p>
+        </w:tc>
+        <w:tc>
+          <w:tcPr>
+            <w:tcW w:w="851" w:type="dxa"/>
+          </w:tcPr>
+          <w:p>
+            <w:pPr>
+              <w:pStyle w:val="ListParagraph"/>
+              <w:spacing w:line="360" w:lineRule="auto"/>
+              <w:ind w:left="0"/>
+              <w:rPr>
+                <w:rFonts w:ascii="Times New Roman" w:hAnsi="Times New Roman" w:cs="Times New Roman"/>
+                <w:sz w:val="26"/>
+                <w:szCs w:val="26"/>
+              </w:rPr>
+            </w:pPr>
+            <w:r>
+              <w:rPr>
+                <w:rFonts w:ascii="Times New Roman" w:hAnsi="Times New Roman" w:cs="Times New Roman"/>
+                <w:sz w:val="26"/>
+                <w:szCs w:val="26"/>
+              </w:rPr>
+              <w:t>FK</w:t>
+            </w:r>
+          </w:p>
+        </w:tc>
+        <w:tc>
+          <w:tcPr>
+            <w:tcW w:w="1275" w:type="dxa"/>
+          </w:tcPr>
+          <w:p>
+            <w:pPr>
+              <w:pStyle w:val="ListParagraph"/>
+              <w:spacing w:line="360" w:lineRule="auto"/>
+              <w:ind w:left="0"/>
+              <w:rPr>
+                <w:rFonts w:ascii="Times New Roman" w:hAnsi="Times New Roman" w:cs="Times New Roman"/>
+                <w:sz w:val="26"/>
+                <w:szCs w:val="26"/>
+              </w:rPr>
+            </w:pPr>
+            <w:r>
+              <w:rPr>
+                <w:rFonts w:ascii="Times New Roman" w:hAnsi="Times New Roman" w:cs="Times New Roman"/>
+                <w:sz w:val="26"/>
+                <w:szCs w:val="26"/>
+              </w:rPr>
+              <w:t>None</w:t>
+            </w:r>
+          </w:p>
+        </w:tc>
+        <w:tc>
+          <w:tcPr>
+            <w:tcW w:w="2127" w:type="dxa"/>
+          </w:tcPr>
+          <w:p>
+            <w:pPr>
+              <w:pStyle w:val="ListParagraph"/>
+              <w:spacing w:line="360" w:lineRule="auto"/>
+              <w:ind w:left="0"/>
+              <w:rPr>
+                <w:rFonts w:ascii="Times New Roman" w:hAnsi="Times New Roman" w:cs="Times New Roman"/>
+                <w:sz w:val="26"/>
+                <w:szCs w:val="26"/>
+              </w:rPr>
+            </w:pPr>
+          </w:p>
+        </w:tc>
+      </w:tr>
+      <w:tr>
+        <w:trPr>
+          <w:jc w:val="center"/>
+        </w:trPr>
+        <w:tc>
+          <w:tcPr>
+            <w:tcW w:w="2220" w:type="dxa"/>
+            <w:vAlign w:val="center"/>
+          </w:tcPr>
+          <w:p>
+            <w:pPr>
+              <w:pStyle w:val="ListParagraph"/>
+              <w:spacing w:line="360" w:lineRule="auto"/>
+              <w:ind w:left="0"/>
+              <w:jc w:val="left"/>
+              <w:rPr>
+                <w:rFonts w:ascii="Times New Roman" w:hAnsi="Times New Roman" w:cs="Times New Roman"/>
+                <w:sz w:val="26"/>
+                <w:szCs w:val="26"/>
+              </w:rPr>
+            </w:pPr>
+            <w:r>
+              <w:rPr>
+                <w:rFonts w:ascii="Times New Roman" w:hAnsi="Times New Roman" w:cs="Times New Roman"/>
+                <w:sz w:val="26"/>
+                <w:szCs w:val="26"/>
+              </w:rPr>
+              <w:t>topping_id</w:t>
+            </w:r>
+          </w:p>
+        </w:tc>
+        <w:tc>
+          <w:tcPr>
+            <w:tcW w:w="1842" w:type="dxa"/>
+          </w:tcPr>
+          <w:p>
+            <w:pPr>
+              <w:pStyle w:val="ListParagraph"/>
+              <w:spacing w:line="360" w:lineRule="auto"/>
+              <w:ind w:left="0"/>
+              <w:rPr>
+                <w:rFonts w:ascii="Times New Roman" w:hAnsi="Times New Roman" w:cs="Times New Roman"/>
+                <w:sz w:val="26"/>
+                <w:szCs w:val="26"/>
+              </w:rPr>
+            </w:pPr>
+            <w:r>
+              <w:rPr>
+                <w:rFonts w:ascii="Times New Roman" w:hAnsi="Times New Roman" w:cs="Times New Roman"/>
+                <w:sz w:val="26"/>
+                <w:szCs w:val="26"/>
+              </w:rPr>
+              <w:t>Bigint</w:t>
+            </w:r>
+          </w:p>
+        </w:tc>
+        <w:tc>
+          <w:tcPr>
+            <w:tcW w:w="693" w:type="dxa"/>
+          </w:tcPr>
+          <w:p>
+            <w:pPr>
+              <w:pStyle w:val="ListParagraph"/>
+              <w:spacing w:line="360" w:lineRule="auto"/>
+              <w:ind w:left="0"/>
+              <w:rPr>
+                <w:rFonts w:ascii="Times New Roman" w:hAnsi="Times New Roman" w:cs="Times New Roman"/>
+                <w:sz w:val="26"/>
+                <w:szCs w:val="26"/>
+              </w:rPr>
+            </w:pPr>
+            <w:r>
+              <w:rPr>
+                <w:rFonts w:ascii="Times New Roman" w:hAnsi="Times New Roman" w:cs="Times New Roman"/>
+                <w:sz w:val="26"/>
+                <w:szCs w:val="26"/>
+              </w:rPr>
+              <w:t>No</w:t>
+            </w:r>
+          </w:p>
+        </w:tc>
+        <w:tc>
+          <w:tcPr>
+            <w:tcW w:w="851" w:type="dxa"/>
+          </w:tcPr>
+          <w:p>
+            <w:pPr>
+              <w:pStyle w:val="ListParagraph"/>
+              <w:spacing w:line="360" w:lineRule="auto"/>
+              <w:ind w:left="0"/>
+              <w:rPr>
+                <w:rFonts w:ascii="Times New Roman" w:hAnsi="Times New Roman" w:cs="Times New Roman"/>
+                <w:sz w:val="26"/>
+                <w:szCs w:val="26"/>
+              </w:rPr>
+            </w:pPr>
+            <w:r>
+              <w:rPr>
+                <w:rFonts w:ascii="Times New Roman" w:hAnsi="Times New Roman" w:cs="Times New Roman"/>
+                <w:sz w:val="26"/>
+                <w:szCs w:val="26"/>
+              </w:rPr>
+              <w:t>FK</w:t>
+            </w:r>
+          </w:p>
+        </w:tc>
+        <w:tc>
+          <w:tcPr>
+            <w:tcW w:w="1275" w:type="dxa"/>
+          </w:tcPr>
+          <w:p>
+            <w:pPr>
+              <w:pStyle w:val="ListParagraph"/>
+              <w:spacing w:line="360" w:lineRule="auto"/>
+              <w:ind w:left="0"/>
+              <w:rPr>
+                <w:rFonts w:ascii="Times New Roman" w:hAnsi="Times New Roman" w:cs="Times New Roman"/>
+                <w:sz w:val="26"/>
+                <w:szCs w:val="26"/>
+              </w:rPr>
+            </w:pPr>
+            <w:r>
+              <w:rPr>
+                <w:rFonts w:ascii="Times New Roman" w:hAnsi="Times New Roman" w:cs="Times New Roman"/>
+                <w:sz w:val="26"/>
+                <w:szCs w:val="26"/>
+              </w:rPr>
+              <w:t>None</w:t>
+            </w:r>
+          </w:p>
+        </w:tc>
+        <w:tc>
+          <w:tcPr>
+            <w:tcW w:w="2127" w:type="dxa"/>
+          </w:tcPr>
+          <w:p>
+            <w:pPr>
+              <w:pStyle w:val="ListParagraph"/>
+              <w:spacing w:line="360" w:lineRule="auto"/>
+              <w:ind w:left="0"/>
+              <w:rPr>
+                <w:rFonts w:ascii="Times New Roman" w:hAnsi="Times New Roman" w:cs="Times New Roman"/>
+                <w:sz w:val="26"/>
+                <w:szCs w:val="26"/>
+              </w:rPr>
+            </w:pPr>
+          </w:p>
+        </w:tc>
+      </w:tr>
+    </w:tbl>
+    <w:p>
+      <w:pPr>
+        <w:pStyle w:val="ListParagraph"/>
+        <w:rPr>
+          <w:rFonts w:ascii="Times New Roman" w:hAnsi="Times New Roman" w:cs="Times New Roman"/>
+          <w:sz w:val="26"/>
+          <w:szCs w:val="26"/>
+          <w:lang w:val="vi-VN"/>
         </w:rPr>
       </w:pPr>
     </w:p>
@@ -17721,6 +19468,7 @@
                 <w:sz w:val="26"/>
                 <w:szCs w:val="26"/>
               </w:rPr>
+              <w:lastRenderedPageBreak/>
               <w:t>ten_danh_muc</w:t>
             </w:r>
           </w:p>
@@ -19234,42 +20982,7 @@
           <w:rFonts w:ascii="Times New Roman" w:hAnsi="Times New Roman" w:cs="Times New Roman"/>
           <w:sz w:val="26"/>
           <w:szCs w:val="26"/>
-        </w:rPr>
-      </w:pPr>
-    </w:p>
-    <w:p>
-      <w:pPr>
-        <w:rPr>
-          <w:rFonts w:ascii="Times New Roman" w:hAnsi="Times New Roman" w:cs="Times New Roman"/>
-          <w:sz w:val="26"/>
-          <w:szCs w:val="26"/>
-        </w:rPr>
-      </w:pPr>
-    </w:p>
-    <w:p>
-      <w:pPr>
-        <w:rPr>
-          <w:rFonts w:ascii="Times New Roman" w:hAnsi="Times New Roman" w:cs="Times New Roman"/>
-          <w:sz w:val="26"/>
-          <w:szCs w:val="26"/>
-        </w:rPr>
-      </w:pPr>
-    </w:p>
-    <w:p>
-      <w:pPr>
-        <w:rPr>
-          <w:rFonts w:ascii="Times New Roman" w:hAnsi="Times New Roman" w:cs="Times New Roman"/>
-          <w:sz w:val="26"/>
-          <w:szCs w:val="26"/>
-        </w:rPr>
-      </w:pPr>
-    </w:p>
-    <w:p>
-      <w:pPr>
-        <w:rPr>
-          <w:rFonts w:ascii="Times New Roman" w:hAnsi="Times New Roman" w:cs="Times New Roman"/>
-          <w:sz w:val="26"/>
-          <w:szCs w:val="26"/>
+          <w:lang w:val="vi-VN"/>
         </w:rPr>
       </w:pPr>
     </w:p>
@@ -19292,8 +21005,23 @@
           <w:sz w:val="26"/>
           <w:szCs w:val="26"/>
         </w:rPr>
-        <w:lastRenderedPageBreak/>
-        <w:t>Table con_thucs : dùng để xác định định lượng nguyên liệu cần dùng pha chế cho từng đồ uống.</w:t>
+        <w:t xml:space="preserve">Table </w:t>
+      </w:r>
+      <w:r>
+        <w:rPr>
+          <w:rFonts w:ascii="Times New Roman" w:hAnsi="Times New Roman" w:cs="Times New Roman"/>
+          <w:sz w:val="26"/>
+          <w:szCs w:val="26"/>
+        </w:rPr>
+        <w:t>cong</w:t>
+      </w:r>
+      <w:r>
+        <w:rPr>
+          <w:rFonts w:ascii="Times New Roman" w:hAnsi="Times New Roman" w:cs="Times New Roman"/>
+          <w:sz w:val="26"/>
+          <w:szCs w:val="26"/>
+        </w:rPr>
+        <w:t>_thucs : dùng để xác định định lượng nguyên liệu cần dùng pha chế cho từng đồ uống.</w:t>
       </w:r>
     </w:p>
     <w:tbl>
@@ -20126,6 +21854,850 @@
           <w:rFonts w:ascii="Times New Roman" w:hAnsi="Times New Roman" w:cs="Times New Roman"/>
           <w:sz w:val="26"/>
           <w:szCs w:val="26"/>
+          <w:lang w:val="vi-VN"/>
+        </w:rPr>
+      </w:pPr>
+    </w:p>
+    <w:p>
+      <w:pPr>
+        <w:pStyle w:val="ListParagraph"/>
+        <w:numPr>
+          <w:ilvl w:val="0"/>
+          <w:numId w:val="18"/>
+        </w:numPr>
+        <w:rPr>
+          <w:rFonts w:ascii="Times New Roman" w:hAnsi="Times New Roman" w:cs="Times New Roman"/>
+          <w:sz w:val="26"/>
+          <w:szCs w:val="26"/>
+          <w:lang w:val="vi-VN"/>
+        </w:rPr>
+      </w:pPr>
+      <w:r>
+        <w:rPr>
+          <w:rFonts w:ascii="Times New Roman" w:hAnsi="Times New Roman" w:cs="Times New Roman"/>
+          <w:sz w:val="26"/>
+          <w:szCs w:val="26"/>
+          <w:lang w:val="vi-VN"/>
+        </w:rPr>
+        <w:t xml:space="preserve">Table topping_cong_thucs: dùng để </w:t>
+      </w:r>
+      <w:r>
+        <w:rPr>
+          <w:rFonts w:ascii="Times New Roman" w:hAnsi="Times New Roman" w:cs="Times New Roman"/>
+          <w:sz w:val="26"/>
+          <w:szCs w:val="26"/>
+          <w:lang w:val="vi-VN"/>
+        </w:rPr>
+        <w:t>trừ kho topping khi chọn topping cho một món một cách chính xác</w:t>
+      </w:r>
+    </w:p>
+    <w:tbl>
+      <w:tblPr>
+        <w:tblStyle w:val="TableGrid"/>
+        <w:tblW w:w="0" w:type="auto"/>
+        <w:jc w:val="center"/>
+        <w:tblLook w:val="04A0" w:firstRow="1" w:lastRow="0" w:firstColumn="1" w:lastColumn="0" w:noHBand="0" w:noVBand="1"/>
+      </w:tblPr>
+      <w:tblGrid>
+        <w:gridCol w:w="2369"/>
+        <w:gridCol w:w="1808"/>
+        <w:gridCol w:w="693"/>
+        <w:gridCol w:w="843"/>
+        <w:gridCol w:w="1265"/>
+        <w:gridCol w:w="2084"/>
+      </w:tblGrid>
+      <w:tr>
+        <w:trPr>
+          <w:jc w:val="center"/>
+        </w:trPr>
+        <w:tc>
+          <w:tcPr>
+            <w:tcW w:w="2369" w:type="dxa"/>
+            <w:shd w:val="clear" w:color="auto" w:fill="DEEAF6" w:themeFill="accent1" w:themeFillTint="33"/>
+          </w:tcPr>
+          <w:p>
+            <w:pPr>
+              <w:jc w:val="center"/>
+              <w:rPr>
+                <w:rFonts w:ascii="Times New Roman" w:hAnsi="Times New Roman" w:cs="Times New Roman"/>
+                <w:b/>
+                <w:sz w:val="26"/>
+                <w:szCs w:val="26"/>
+              </w:rPr>
+            </w:pPr>
+            <w:r>
+              <w:rPr>
+                <w:rFonts w:ascii="Times New Roman" w:hAnsi="Times New Roman" w:cs="Times New Roman"/>
+                <w:b/>
+                <w:sz w:val="26"/>
+                <w:szCs w:val="26"/>
+              </w:rPr>
+              <w:t>Field</w:t>
+            </w:r>
+          </w:p>
+        </w:tc>
+        <w:tc>
+          <w:tcPr>
+            <w:tcW w:w="1808" w:type="dxa"/>
+            <w:shd w:val="clear" w:color="auto" w:fill="DEEAF6" w:themeFill="accent1" w:themeFillTint="33"/>
+          </w:tcPr>
+          <w:p>
+            <w:pPr>
+              <w:pStyle w:val="ListParagraph"/>
+              <w:spacing w:line="360" w:lineRule="auto"/>
+              <w:ind w:left="0"/>
+              <w:jc w:val="center"/>
+              <w:rPr>
+                <w:rFonts w:ascii="Times New Roman" w:hAnsi="Times New Roman" w:cs="Times New Roman"/>
+                <w:b/>
+                <w:sz w:val="26"/>
+                <w:szCs w:val="26"/>
+              </w:rPr>
+            </w:pPr>
+            <w:r>
+              <w:rPr>
+                <w:rFonts w:ascii="Times New Roman" w:hAnsi="Times New Roman" w:cs="Times New Roman"/>
+                <w:b/>
+                <w:sz w:val="26"/>
+                <w:szCs w:val="26"/>
+              </w:rPr>
+              <w:t>Type</w:t>
+            </w:r>
+          </w:p>
+        </w:tc>
+        <w:tc>
+          <w:tcPr>
+            <w:tcW w:w="693" w:type="dxa"/>
+            <w:shd w:val="clear" w:color="auto" w:fill="DEEAF6" w:themeFill="accent1" w:themeFillTint="33"/>
+          </w:tcPr>
+          <w:p>
+            <w:pPr>
+              <w:pStyle w:val="ListParagraph"/>
+              <w:spacing w:line="360" w:lineRule="auto"/>
+              <w:ind w:left="0"/>
+              <w:jc w:val="center"/>
+              <w:rPr>
+                <w:rFonts w:ascii="Times New Roman" w:hAnsi="Times New Roman" w:cs="Times New Roman"/>
+                <w:b/>
+                <w:sz w:val="26"/>
+                <w:szCs w:val="26"/>
+              </w:rPr>
+            </w:pPr>
+            <w:r>
+              <w:rPr>
+                <w:rFonts w:ascii="Times New Roman" w:hAnsi="Times New Roman" w:cs="Times New Roman"/>
+                <w:b/>
+                <w:sz w:val="26"/>
+                <w:szCs w:val="26"/>
+              </w:rPr>
+              <w:t>Null</w:t>
+            </w:r>
+          </w:p>
+        </w:tc>
+        <w:tc>
+          <w:tcPr>
+            <w:tcW w:w="843" w:type="dxa"/>
+            <w:shd w:val="clear" w:color="auto" w:fill="DEEAF6" w:themeFill="accent1" w:themeFillTint="33"/>
+          </w:tcPr>
+          <w:p>
+            <w:pPr>
+              <w:pStyle w:val="ListParagraph"/>
+              <w:spacing w:line="360" w:lineRule="auto"/>
+              <w:ind w:left="0"/>
+              <w:jc w:val="center"/>
+              <w:rPr>
+                <w:rFonts w:ascii="Times New Roman" w:hAnsi="Times New Roman" w:cs="Times New Roman"/>
+                <w:b/>
+                <w:sz w:val="26"/>
+                <w:szCs w:val="26"/>
+              </w:rPr>
+            </w:pPr>
+            <w:r>
+              <w:rPr>
+                <w:rFonts w:ascii="Times New Roman" w:hAnsi="Times New Roman" w:cs="Times New Roman"/>
+                <w:b/>
+                <w:sz w:val="26"/>
+                <w:szCs w:val="26"/>
+              </w:rPr>
+              <w:t>Key</w:t>
+            </w:r>
+          </w:p>
+        </w:tc>
+        <w:tc>
+          <w:tcPr>
+            <w:tcW w:w="1265" w:type="dxa"/>
+            <w:shd w:val="clear" w:color="auto" w:fill="DEEAF6" w:themeFill="accent1" w:themeFillTint="33"/>
+          </w:tcPr>
+          <w:p>
+            <w:pPr>
+              <w:pStyle w:val="ListParagraph"/>
+              <w:spacing w:line="360" w:lineRule="auto"/>
+              <w:ind w:left="0"/>
+              <w:jc w:val="center"/>
+              <w:rPr>
+                <w:rFonts w:ascii="Times New Roman" w:hAnsi="Times New Roman" w:cs="Times New Roman"/>
+                <w:b/>
+                <w:sz w:val="26"/>
+                <w:szCs w:val="26"/>
+              </w:rPr>
+            </w:pPr>
+            <w:r>
+              <w:rPr>
+                <w:rFonts w:ascii="Times New Roman" w:hAnsi="Times New Roman" w:cs="Times New Roman"/>
+                <w:b/>
+                <w:sz w:val="26"/>
+                <w:szCs w:val="26"/>
+              </w:rPr>
+              <w:t>Default</w:t>
+            </w:r>
+          </w:p>
+        </w:tc>
+        <w:tc>
+          <w:tcPr>
+            <w:tcW w:w="2084" w:type="dxa"/>
+            <w:shd w:val="clear" w:color="auto" w:fill="DEEAF6" w:themeFill="accent1" w:themeFillTint="33"/>
+          </w:tcPr>
+          <w:p>
+            <w:pPr>
+              <w:pStyle w:val="ListParagraph"/>
+              <w:spacing w:line="360" w:lineRule="auto"/>
+              <w:ind w:left="0"/>
+              <w:jc w:val="center"/>
+              <w:rPr>
+                <w:rFonts w:ascii="Times New Roman" w:hAnsi="Times New Roman" w:cs="Times New Roman"/>
+                <w:b/>
+                <w:sz w:val="26"/>
+                <w:szCs w:val="26"/>
+              </w:rPr>
+            </w:pPr>
+            <w:r>
+              <w:rPr>
+                <w:rFonts w:ascii="Times New Roman" w:hAnsi="Times New Roman" w:cs="Times New Roman"/>
+                <w:b/>
+                <w:sz w:val="26"/>
+                <w:szCs w:val="26"/>
+              </w:rPr>
+              <w:t>Extra</w:t>
+            </w:r>
+          </w:p>
+        </w:tc>
+      </w:tr>
+      <w:tr>
+        <w:trPr>
+          <w:trHeight w:val="399"/>
+          <w:jc w:val="center"/>
+        </w:trPr>
+        <w:tc>
+          <w:tcPr>
+            <w:tcW w:w="2369" w:type="dxa"/>
+            <w:shd w:val="clear" w:color="auto" w:fill="FFFFFF" w:themeFill="background1"/>
+            <w:vAlign w:val="center"/>
+          </w:tcPr>
+          <w:p>
+            <w:pPr>
+              <w:jc w:val="left"/>
+              <w:rPr>
+                <w:rFonts w:ascii="Times New Roman" w:hAnsi="Times New Roman" w:cs="Times New Roman"/>
+                <w:bCs/>
+                <w:sz w:val="26"/>
+                <w:szCs w:val="26"/>
+              </w:rPr>
+            </w:pPr>
+            <w:r>
+              <w:rPr>
+                <w:rFonts w:ascii="Times New Roman" w:hAnsi="Times New Roman" w:cs="Times New Roman"/>
+                <w:bCs/>
+                <w:sz w:val="26"/>
+                <w:szCs w:val="26"/>
+              </w:rPr>
+              <w:t>id</w:t>
+            </w:r>
+          </w:p>
+        </w:tc>
+        <w:tc>
+          <w:tcPr>
+            <w:tcW w:w="1808" w:type="dxa"/>
+            <w:shd w:val="clear" w:color="auto" w:fill="FFFFFF" w:themeFill="background1"/>
+            <w:vAlign w:val="center"/>
+          </w:tcPr>
+          <w:p>
+            <w:pPr>
+              <w:pStyle w:val="ListParagraph"/>
+              <w:ind w:left="0"/>
+              <w:jc w:val="left"/>
+              <w:rPr>
+                <w:rFonts w:ascii="Times New Roman" w:hAnsi="Times New Roman" w:cs="Times New Roman"/>
+                <w:bCs/>
+                <w:sz w:val="26"/>
+                <w:szCs w:val="26"/>
+              </w:rPr>
+            </w:pPr>
+            <w:r>
+              <w:rPr>
+                <w:rFonts w:ascii="Times New Roman" w:hAnsi="Times New Roman" w:cs="Times New Roman"/>
+                <w:bCs/>
+                <w:sz w:val="26"/>
+                <w:szCs w:val="26"/>
+              </w:rPr>
+              <w:t>Bigint</w:t>
+            </w:r>
+          </w:p>
+        </w:tc>
+        <w:tc>
+          <w:tcPr>
+            <w:tcW w:w="693" w:type="dxa"/>
+            <w:shd w:val="clear" w:color="auto" w:fill="FFFFFF" w:themeFill="background1"/>
+            <w:vAlign w:val="center"/>
+          </w:tcPr>
+          <w:p>
+            <w:pPr>
+              <w:pStyle w:val="ListParagraph"/>
+              <w:ind w:left="0"/>
+              <w:jc w:val="left"/>
+              <w:rPr>
+                <w:rFonts w:ascii="Times New Roman" w:hAnsi="Times New Roman" w:cs="Times New Roman"/>
+                <w:bCs/>
+                <w:sz w:val="26"/>
+                <w:szCs w:val="26"/>
+              </w:rPr>
+            </w:pPr>
+            <w:r>
+              <w:rPr>
+                <w:rFonts w:ascii="Times New Roman" w:hAnsi="Times New Roman" w:cs="Times New Roman"/>
+                <w:bCs/>
+                <w:sz w:val="26"/>
+                <w:szCs w:val="26"/>
+              </w:rPr>
+              <w:t>No</w:t>
+            </w:r>
+          </w:p>
+        </w:tc>
+        <w:tc>
+          <w:tcPr>
+            <w:tcW w:w="843" w:type="dxa"/>
+            <w:shd w:val="clear" w:color="auto" w:fill="FFFFFF" w:themeFill="background1"/>
+            <w:vAlign w:val="center"/>
+          </w:tcPr>
+          <w:p>
+            <w:pPr>
+              <w:pStyle w:val="ListParagraph"/>
+              <w:ind w:left="0"/>
+              <w:jc w:val="left"/>
+              <w:rPr>
+                <w:rFonts w:ascii="Times New Roman" w:hAnsi="Times New Roman" w:cs="Times New Roman"/>
+                <w:bCs/>
+                <w:sz w:val="26"/>
+                <w:szCs w:val="26"/>
+              </w:rPr>
+            </w:pPr>
+            <w:r>
+              <w:rPr>
+                <w:rFonts w:ascii="Times New Roman" w:hAnsi="Times New Roman" w:cs="Times New Roman"/>
+                <w:bCs/>
+                <w:sz w:val="26"/>
+                <w:szCs w:val="26"/>
+              </w:rPr>
+              <w:t>PK</w:t>
+            </w:r>
+          </w:p>
+        </w:tc>
+        <w:tc>
+          <w:tcPr>
+            <w:tcW w:w="1265" w:type="dxa"/>
+            <w:shd w:val="clear" w:color="auto" w:fill="FFFFFF" w:themeFill="background1"/>
+            <w:vAlign w:val="center"/>
+          </w:tcPr>
+          <w:p>
+            <w:pPr>
+              <w:pStyle w:val="ListParagraph"/>
+              <w:ind w:left="0"/>
+              <w:jc w:val="left"/>
+              <w:rPr>
+                <w:rFonts w:ascii="Times New Roman" w:hAnsi="Times New Roman" w:cs="Times New Roman"/>
+                <w:bCs/>
+                <w:sz w:val="26"/>
+                <w:szCs w:val="26"/>
+              </w:rPr>
+            </w:pPr>
+            <w:r>
+              <w:rPr>
+                <w:rFonts w:ascii="Times New Roman" w:hAnsi="Times New Roman" w:cs="Times New Roman"/>
+                <w:bCs/>
+                <w:sz w:val="26"/>
+                <w:szCs w:val="26"/>
+              </w:rPr>
+              <w:t>None</w:t>
+            </w:r>
+          </w:p>
+        </w:tc>
+        <w:tc>
+          <w:tcPr>
+            <w:tcW w:w="2084" w:type="dxa"/>
+            <w:shd w:val="clear" w:color="auto" w:fill="FFFFFF" w:themeFill="background1"/>
+            <w:vAlign w:val="center"/>
+          </w:tcPr>
+          <w:p>
+            <w:pPr>
+              <w:pStyle w:val="ListParagraph"/>
+              <w:ind w:left="0"/>
+              <w:jc w:val="left"/>
+              <w:rPr>
+                <w:rFonts w:ascii="Times New Roman" w:hAnsi="Times New Roman" w:cs="Times New Roman"/>
+                <w:bCs/>
+                <w:sz w:val="26"/>
+                <w:szCs w:val="26"/>
+              </w:rPr>
+            </w:pPr>
+          </w:p>
+        </w:tc>
+      </w:tr>
+      <w:tr>
+        <w:trPr>
+          <w:jc w:val="center"/>
+        </w:trPr>
+        <w:tc>
+          <w:tcPr>
+            <w:tcW w:w="2369" w:type="dxa"/>
+            <w:vAlign w:val="center"/>
+          </w:tcPr>
+          <w:p>
+            <w:pPr>
+              <w:pStyle w:val="ListParagraph"/>
+              <w:spacing w:line="360" w:lineRule="auto"/>
+              <w:ind w:left="0"/>
+              <w:jc w:val="left"/>
+              <w:rPr>
+                <w:rFonts w:ascii="Times New Roman" w:hAnsi="Times New Roman" w:cs="Times New Roman"/>
+                <w:sz w:val="26"/>
+                <w:szCs w:val="26"/>
+              </w:rPr>
+            </w:pPr>
+            <w:r>
+              <w:rPr>
+                <w:rFonts w:ascii="Times New Roman" w:hAnsi="Times New Roman" w:cs="Times New Roman"/>
+                <w:sz w:val="26"/>
+                <w:szCs w:val="26"/>
+              </w:rPr>
+              <w:t>topping_id</w:t>
+            </w:r>
+          </w:p>
+        </w:tc>
+        <w:tc>
+          <w:tcPr>
+            <w:tcW w:w="1808" w:type="dxa"/>
+          </w:tcPr>
+          <w:p>
+            <w:pPr>
+              <w:pStyle w:val="ListParagraph"/>
+              <w:spacing w:line="360" w:lineRule="auto"/>
+              <w:ind w:left="0"/>
+              <w:rPr>
+                <w:rFonts w:ascii="Times New Roman" w:hAnsi="Times New Roman" w:cs="Times New Roman"/>
+                <w:sz w:val="26"/>
+                <w:szCs w:val="26"/>
+              </w:rPr>
+            </w:pPr>
+            <w:r>
+              <w:rPr>
+                <w:rFonts w:ascii="Times New Roman" w:hAnsi="Times New Roman" w:cs="Times New Roman"/>
+                <w:sz w:val="26"/>
+                <w:szCs w:val="26"/>
+              </w:rPr>
+              <w:t>Bigint</w:t>
+            </w:r>
+          </w:p>
+        </w:tc>
+        <w:tc>
+          <w:tcPr>
+            <w:tcW w:w="693" w:type="dxa"/>
+          </w:tcPr>
+          <w:p>
+            <w:pPr>
+              <w:pStyle w:val="ListParagraph"/>
+              <w:spacing w:line="360" w:lineRule="auto"/>
+              <w:ind w:left="0"/>
+              <w:rPr>
+                <w:rFonts w:ascii="Times New Roman" w:hAnsi="Times New Roman" w:cs="Times New Roman"/>
+                <w:sz w:val="26"/>
+                <w:szCs w:val="26"/>
+              </w:rPr>
+            </w:pPr>
+            <w:r>
+              <w:rPr>
+                <w:rFonts w:ascii="Times New Roman" w:hAnsi="Times New Roman" w:cs="Times New Roman"/>
+                <w:sz w:val="26"/>
+                <w:szCs w:val="26"/>
+              </w:rPr>
+              <w:t>No</w:t>
+            </w:r>
+          </w:p>
+        </w:tc>
+        <w:tc>
+          <w:tcPr>
+            <w:tcW w:w="843" w:type="dxa"/>
+          </w:tcPr>
+          <w:p>
+            <w:pPr>
+              <w:pStyle w:val="ListParagraph"/>
+              <w:spacing w:line="360" w:lineRule="auto"/>
+              <w:ind w:left="0"/>
+              <w:rPr>
+                <w:rFonts w:ascii="Times New Roman" w:hAnsi="Times New Roman" w:cs="Times New Roman"/>
+                <w:sz w:val="26"/>
+                <w:szCs w:val="26"/>
+              </w:rPr>
+            </w:pPr>
+            <w:r>
+              <w:rPr>
+                <w:rFonts w:ascii="Times New Roman" w:hAnsi="Times New Roman" w:cs="Times New Roman"/>
+                <w:sz w:val="26"/>
+                <w:szCs w:val="26"/>
+              </w:rPr>
+              <w:t>FK</w:t>
+            </w:r>
+          </w:p>
+        </w:tc>
+        <w:tc>
+          <w:tcPr>
+            <w:tcW w:w="1265" w:type="dxa"/>
+          </w:tcPr>
+          <w:p>
+            <w:pPr>
+              <w:pStyle w:val="ListParagraph"/>
+              <w:spacing w:line="360" w:lineRule="auto"/>
+              <w:ind w:left="0"/>
+              <w:rPr>
+                <w:rFonts w:ascii="Times New Roman" w:hAnsi="Times New Roman" w:cs="Times New Roman"/>
+                <w:sz w:val="26"/>
+                <w:szCs w:val="26"/>
+              </w:rPr>
+            </w:pPr>
+            <w:r>
+              <w:rPr>
+                <w:rFonts w:ascii="Times New Roman" w:hAnsi="Times New Roman" w:cs="Times New Roman"/>
+                <w:sz w:val="26"/>
+                <w:szCs w:val="26"/>
+              </w:rPr>
+              <w:t>None</w:t>
+            </w:r>
+          </w:p>
+        </w:tc>
+        <w:tc>
+          <w:tcPr>
+            <w:tcW w:w="2084" w:type="dxa"/>
+          </w:tcPr>
+          <w:p>
+            <w:pPr>
+              <w:pStyle w:val="ListParagraph"/>
+              <w:spacing w:line="360" w:lineRule="auto"/>
+              <w:ind w:left="0"/>
+              <w:rPr>
+                <w:rFonts w:ascii="Times New Roman" w:hAnsi="Times New Roman" w:cs="Times New Roman"/>
+                <w:sz w:val="26"/>
+                <w:szCs w:val="26"/>
+              </w:rPr>
+            </w:pPr>
+          </w:p>
+        </w:tc>
+      </w:tr>
+      <w:tr>
+        <w:trPr>
+          <w:jc w:val="center"/>
+        </w:trPr>
+        <w:tc>
+          <w:tcPr>
+            <w:tcW w:w="2369" w:type="dxa"/>
+            <w:vAlign w:val="center"/>
+          </w:tcPr>
+          <w:p>
+            <w:pPr>
+              <w:pStyle w:val="ListParagraph"/>
+              <w:spacing w:line="360" w:lineRule="auto"/>
+              <w:ind w:left="0"/>
+              <w:jc w:val="left"/>
+              <w:rPr>
+                <w:rFonts w:ascii="Times New Roman" w:hAnsi="Times New Roman" w:cs="Times New Roman"/>
+                <w:sz w:val="26"/>
+                <w:szCs w:val="26"/>
+              </w:rPr>
+            </w:pPr>
+            <w:r>
+              <w:rPr>
+                <w:rFonts w:ascii="Times New Roman" w:hAnsi="Times New Roman" w:cs="Times New Roman"/>
+                <w:sz w:val="26"/>
+                <w:szCs w:val="26"/>
+              </w:rPr>
+              <w:t>nguyen_lieu_id</w:t>
+            </w:r>
+          </w:p>
+        </w:tc>
+        <w:tc>
+          <w:tcPr>
+            <w:tcW w:w="1808" w:type="dxa"/>
+          </w:tcPr>
+          <w:p>
+            <w:pPr>
+              <w:pStyle w:val="ListParagraph"/>
+              <w:spacing w:line="360" w:lineRule="auto"/>
+              <w:ind w:left="0"/>
+              <w:rPr>
+                <w:rFonts w:ascii="Times New Roman" w:hAnsi="Times New Roman" w:cs="Times New Roman"/>
+                <w:sz w:val="26"/>
+                <w:szCs w:val="26"/>
+              </w:rPr>
+            </w:pPr>
+            <w:r>
+              <w:rPr>
+                <w:rFonts w:ascii="Times New Roman" w:hAnsi="Times New Roman" w:cs="Times New Roman"/>
+                <w:sz w:val="26"/>
+                <w:szCs w:val="26"/>
+              </w:rPr>
+              <w:t>Bigint</w:t>
+            </w:r>
+          </w:p>
+        </w:tc>
+        <w:tc>
+          <w:tcPr>
+            <w:tcW w:w="693" w:type="dxa"/>
+          </w:tcPr>
+          <w:p>
+            <w:pPr>
+              <w:pStyle w:val="ListParagraph"/>
+              <w:spacing w:line="360" w:lineRule="auto"/>
+              <w:ind w:left="0"/>
+              <w:rPr>
+                <w:rFonts w:ascii="Times New Roman" w:hAnsi="Times New Roman" w:cs="Times New Roman"/>
+                <w:sz w:val="26"/>
+                <w:szCs w:val="26"/>
+              </w:rPr>
+            </w:pPr>
+            <w:r>
+              <w:rPr>
+                <w:rFonts w:ascii="Times New Roman" w:hAnsi="Times New Roman" w:cs="Times New Roman"/>
+                <w:sz w:val="26"/>
+                <w:szCs w:val="26"/>
+              </w:rPr>
+              <w:t>No</w:t>
+            </w:r>
+          </w:p>
+        </w:tc>
+        <w:tc>
+          <w:tcPr>
+            <w:tcW w:w="843" w:type="dxa"/>
+          </w:tcPr>
+          <w:p>
+            <w:pPr>
+              <w:pStyle w:val="ListParagraph"/>
+              <w:spacing w:line="360" w:lineRule="auto"/>
+              <w:ind w:left="0"/>
+              <w:rPr>
+                <w:rFonts w:ascii="Times New Roman" w:hAnsi="Times New Roman" w:cs="Times New Roman"/>
+                <w:sz w:val="26"/>
+                <w:szCs w:val="26"/>
+              </w:rPr>
+            </w:pPr>
+            <w:r>
+              <w:rPr>
+                <w:rFonts w:ascii="Times New Roman" w:hAnsi="Times New Roman" w:cs="Times New Roman"/>
+                <w:sz w:val="26"/>
+                <w:szCs w:val="26"/>
+              </w:rPr>
+              <w:t>FK</w:t>
+            </w:r>
+          </w:p>
+        </w:tc>
+        <w:tc>
+          <w:tcPr>
+            <w:tcW w:w="1265" w:type="dxa"/>
+          </w:tcPr>
+          <w:p>
+            <w:pPr>
+              <w:pStyle w:val="ListParagraph"/>
+              <w:spacing w:line="360" w:lineRule="auto"/>
+              <w:ind w:left="0"/>
+              <w:rPr>
+                <w:rFonts w:ascii="Times New Roman" w:hAnsi="Times New Roman" w:cs="Times New Roman"/>
+                <w:sz w:val="26"/>
+                <w:szCs w:val="26"/>
+              </w:rPr>
+            </w:pPr>
+            <w:r>
+              <w:rPr>
+                <w:rFonts w:ascii="Times New Roman" w:hAnsi="Times New Roman" w:cs="Times New Roman"/>
+                <w:sz w:val="26"/>
+                <w:szCs w:val="26"/>
+              </w:rPr>
+              <w:t>None</w:t>
+            </w:r>
+          </w:p>
+        </w:tc>
+        <w:tc>
+          <w:tcPr>
+            <w:tcW w:w="2084" w:type="dxa"/>
+          </w:tcPr>
+          <w:p>
+            <w:pPr>
+              <w:pStyle w:val="ListParagraph"/>
+              <w:spacing w:line="360" w:lineRule="auto"/>
+              <w:ind w:left="0"/>
+              <w:rPr>
+                <w:rFonts w:ascii="Times New Roman" w:hAnsi="Times New Roman" w:cs="Times New Roman"/>
+                <w:sz w:val="26"/>
+                <w:szCs w:val="26"/>
+              </w:rPr>
+            </w:pPr>
+          </w:p>
+        </w:tc>
+      </w:tr>
+      <w:tr>
+        <w:trPr>
+          <w:jc w:val="center"/>
+        </w:trPr>
+        <w:tc>
+          <w:tcPr>
+            <w:tcW w:w="2369" w:type="dxa"/>
+            <w:vAlign w:val="center"/>
+          </w:tcPr>
+          <w:p>
+            <w:pPr>
+              <w:pStyle w:val="ListParagraph"/>
+              <w:spacing w:line="360" w:lineRule="auto"/>
+              <w:ind w:left="0"/>
+              <w:jc w:val="left"/>
+              <w:rPr>
+                <w:rFonts w:ascii="Times New Roman" w:hAnsi="Times New Roman" w:cs="Times New Roman"/>
+                <w:sz w:val="26"/>
+                <w:szCs w:val="26"/>
+              </w:rPr>
+            </w:pPr>
+            <w:r>
+              <w:rPr>
+                <w:rFonts w:ascii="Times New Roman" w:hAnsi="Times New Roman" w:cs="Times New Roman"/>
+                <w:sz w:val="26"/>
+                <w:szCs w:val="26"/>
+              </w:rPr>
+              <w:t>so_luong_can</w:t>
+            </w:r>
+          </w:p>
+        </w:tc>
+        <w:tc>
+          <w:tcPr>
+            <w:tcW w:w="1808" w:type="dxa"/>
+          </w:tcPr>
+          <w:p>
+            <w:pPr>
+              <w:pStyle w:val="ListParagraph"/>
+              <w:spacing w:line="360" w:lineRule="auto"/>
+              <w:ind w:left="0"/>
+              <w:rPr>
+                <w:rFonts w:ascii="Times New Roman" w:hAnsi="Times New Roman" w:cs="Times New Roman"/>
+                <w:sz w:val="26"/>
+                <w:szCs w:val="26"/>
+              </w:rPr>
+            </w:pPr>
+            <w:r>
+              <w:rPr>
+                <w:rFonts w:ascii="Times New Roman" w:hAnsi="Times New Roman" w:cs="Times New Roman"/>
+                <w:sz w:val="26"/>
+                <w:szCs w:val="26"/>
+              </w:rPr>
+              <w:t>Decimal (10,2)</w:t>
+            </w:r>
+          </w:p>
+        </w:tc>
+        <w:tc>
+          <w:tcPr>
+            <w:tcW w:w="693" w:type="dxa"/>
+          </w:tcPr>
+          <w:p>
+            <w:pPr>
+              <w:pStyle w:val="ListParagraph"/>
+              <w:spacing w:line="360" w:lineRule="auto"/>
+              <w:ind w:left="0"/>
+              <w:rPr>
+                <w:rFonts w:ascii="Times New Roman" w:hAnsi="Times New Roman" w:cs="Times New Roman"/>
+                <w:sz w:val="26"/>
+                <w:szCs w:val="26"/>
+              </w:rPr>
+            </w:pPr>
+            <w:r>
+              <w:rPr>
+                <w:rFonts w:ascii="Times New Roman" w:hAnsi="Times New Roman" w:cs="Times New Roman"/>
+                <w:sz w:val="26"/>
+                <w:szCs w:val="26"/>
+              </w:rPr>
+              <w:t>No</w:t>
+            </w:r>
+          </w:p>
+        </w:tc>
+        <w:tc>
+          <w:tcPr>
+            <w:tcW w:w="843" w:type="dxa"/>
+          </w:tcPr>
+          <w:p>
+            <w:pPr>
+              <w:pStyle w:val="ListParagraph"/>
+              <w:spacing w:line="360" w:lineRule="auto"/>
+              <w:ind w:left="0"/>
+              <w:rPr>
+                <w:rFonts w:ascii="Times New Roman" w:hAnsi="Times New Roman" w:cs="Times New Roman"/>
+                <w:sz w:val="26"/>
+                <w:szCs w:val="26"/>
+              </w:rPr>
+            </w:pPr>
+          </w:p>
+        </w:tc>
+        <w:tc>
+          <w:tcPr>
+            <w:tcW w:w="1265" w:type="dxa"/>
+          </w:tcPr>
+          <w:p>
+            <w:pPr>
+              <w:pStyle w:val="ListParagraph"/>
+              <w:spacing w:line="360" w:lineRule="auto"/>
+              <w:ind w:left="0"/>
+              <w:rPr>
+                <w:rFonts w:ascii="Times New Roman" w:hAnsi="Times New Roman" w:cs="Times New Roman"/>
+                <w:sz w:val="26"/>
+                <w:szCs w:val="26"/>
+              </w:rPr>
+            </w:pPr>
+            <w:r>
+              <w:rPr>
+                <w:rFonts w:ascii="Times New Roman" w:hAnsi="Times New Roman" w:cs="Times New Roman"/>
+                <w:sz w:val="26"/>
+                <w:szCs w:val="26"/>
+              </w:rPr>
+              <w:t>None</w:t>
+            </w:r>
+          </w:p>
+        </w:tc>
+        <w:tc>
+          <w:tcPr>
+            <w:tcW w:w="2084" w:type="dxa"/>
+          </w:tcPr>
+          <w:p>
+            <w:pPr>
+              <w:pStyle w:val="ListParagraph"/>
+              <w:spacing w:line="360" w:lineRule="auto"/>
+              <w:ind w:left="0"/>
+              <w:rPr>
+                <w:rFonts w:ascii="Times New Roman" w:hAnsi="Times New Roman" w:cs="Times New Roman"/>
+                <w:sz w:val="26"/>
+                <w:szCs w:val="26"/>
+              </w:rPr>
+            </w:pPr>
+          </w:p>
+        </w:tc>
+      </w:tr>
+    </w:tbl>
+    <w:p>
+      <w:pPr>
+        <w:rPr>
+          <w:rFonts w:ascii="Times New Roman" w:hAnsi="Times New Roman" w:cs="Times New Roman"/>
+          <w:sz w:val="26"/>
+          <w:szCs w:val="26"/>
+          <w:lang w:val="vi-VN"/>
         </w:rPr>
       </w:pPr>
     </w:p>
@@ -22744,7 +25316,6 @@
           <w:sz w:val="26"/>
           <w:szCs w:val="26"/>
         </w:rPr>
-        <w:lastRenderedPageBreak/>
         <w:t xml:space="preserve">Table </w:t>
       </w:r>
       <w:r>
@@ -23608,6 +26179,7 @@
           <w:sz w:val="26"/>
           <w:szCs w:val="26"/>
         </w:rPr>
+        <w:lastRenderedPageBreak/>
         <w:t>Table toppings : dùng để lưu trữ thông tin về các topping có thể thêm vào đồ uống.</w:t>
       </w:r>
     </w:p>
@@ -25886,10 +28458,10 @@
           <w:noProof/>
         </w:rPr>
         <w:drawing>
-          <wp:inline distT="0" distB="0" distL="0" distR="0" wp14:anchorId="21A51B39" wp14:editId="40ED413B">
-            <wp:extent cx="5760720" cy="4309110"/>
+          <wp:inline distT="0" distB="0" distL="0" distR="0" wp14:anchorId="6DAED3EE" wp14:editId="37755794">
+            <wp:extent cx="5760720" cy="3684905"/>
             <wp:effectExtent l="0" t="0" r="0" b="0"/>
-            <wp:docPr id="191075930" name="Picture 1"/>
+            <wp:docPr id="1874142995" name="Picture 1"/>
             <wp:cNvGraphicFramePr>
               <a:graphicFrameLocks xmlns:a="http://schemas.openxmlformats.org/drawingml/2006/main" noChangeAspect="1"/>
             </wp:cNvGraphicFramePr>
@@ -25897,17 +28469,11 @@
               <a:graphicData uri="http://schemas.openxmlformats.org/drawingml/2006/picture">
                 <pic:pic xmlns:pic="http://schemas.openxmlformats.org/drawingml/2006/picture">
                   <pic:nvPicPr>
-                    <pic:cNvPr id="191075930" name="Picture 191075930"/>
+                    <pic:cNvPr id="1874142995" name=""/>
                     <pic:cNvPicPr/>
                   </pic:nvPicPr>
                   <pic:blipFill>
-                    <a:blip r:embed="rId15">
-                      <a:extLst>
-                        <a:ext uri="{28A0092B-C50C-407E-A947-70E740481C1C}">
-                          <a14:useLocalDpi xmlns:a14="http://schemas.microsoft.com/office/drawing/2010/main" val="0"/>
-                        </a:ext>
-                      </a:extLst>
-                    </a:blip>
+                    <a:blip r:embed="rId15"/>
                     <a:stretch>
                       <a:fillRect/>
                     </a:stretch>
@@ -25915,7 +28481,7 @@
                   <pic:spPr>
                     <a:xfrm>
                       <a:off x="0" y="0"/>
-                      <a:ext cx="5760720" cy="4309110"/>
+                      <a:ext cx="5760720" cy="3684905"/>
                     </a:xfrm>
                     <a:prstGeom prst="rect">
                       <a:avLst/>
@@ -25928,6 +28494,51 @@
         </w:drawing>
       </w:r>
     </w:p>
+    <w:p/>
+    <w:p>
+      <w:r>
+        <w:rPr>
+          <w:noProof/>
+        </w:rPr>
+        <w:drawing>
+          <wp:inline distT="0" distB="0" distL="0" distR="0" wp14:anchorId="233DDBFC" wp14:editId="3DA1ADC6">
+            <wp:extent cx="5760720" cy="2759710"/>
+            <wp:effectExtent l="0" t="0" r="0" b="2540"/>
+            <wp:docPr id="770208871" name="Picture 1"/>
+            <wp:cNvGraphicFramePr>
+              <a:graphicFrameLocks xmlns:a="http://schemas.openxmlformats.org/drawingml/2006/main" noChangeAspect="1"/>
+            </wp:cNvGraphicFramePr>
+            <a:graphic xmlns:a="http://schemas.openxmlformats.org/drawingml/2006/main">
+              <a:graphicData uri="http://schemas.openxmlformats.org/drawingml/2006/picture">
+                <pic:pic xmlns:pic="http://schemas.openxmlformats.org/drawingml/2006/picture">
+                  <pic:nvPicPr>
+                    <pic:cNvPr id="770208871" name=""/>
+                    <pic:cNvPicPr/>
+                  </pic:nvPicPr>
+                  <pic:blipFill>
+                    <a:blip r:embed="rId16"/>
+                    <a:stretch>
+                      <a:fillRect/>
+                    </a:stretch>
+                  </pic:blipFill>
+                  <pic:spPr>
+                    <a:xfrm>
+                      <a:off x="0" y="0"/>
+                      <a:ext cx="5760720" cy="2759710"/>
+                    </a:xfrm>
+                    <a:prstGeom prst="rect">
+                      <a:avLst/>
+                    </a:prstGeom>
+                  </pic:spPr>
+                </pic:pic>
+              </a:graphicData>
+            </a:graphic>
+          </wp:inline>
+        </w:drawing>
+      </w:r>
+    </w:p>
+    <w:p/>
+    <w:p/>
     <w:p>
       <w:pPr>
         <w:jc w:val="center"/>
@@ -25957,8 +28568,8 @@
       </w:pPr>
     </w:p>
     <w:sectPr>
-      <w:headerReference w:type="default" r:id="rId16"/>
-      <w:footerReference w:type="default" r:id="rId17"/>
+      <w:headerReference w:type="default" r:id="rId17"/>
+      <w:footerReference w:type="default" r:id="rId18"/>
       <w:pgSz w:w="11907" w:h="16839" w:code="9"/>
       <w:pgMar w:top="1418" w:right="1134" w:bottom="1418" w:left="1701" w:header="720" w:footer="720" w:gutter="0"/>
       <w:pgNumType w:start="1"/>
@@ -27104,7 +29715,7 @@
   <w:abstractNum w:abstractNumId="9" w15:restartNumberingAfterBreak="0">
     <w:nsid w:val="3FF25EAD"/>
     <w:multiLevelType w:val="hybridMultilevel"/>
-    <w:tmpl w:val="0E4A9AA0"/>
+    <w:tmpl w:val="295E59A2"/>
     <w:lvl w:ilvl="0" w:tplc="04090001">
       <w:start w:val="1"/>
       <w:numFmt w:val="bullet"/>
@@ -28691,7 +31302,7 @@
   <w:style w:type="paragraph" w:default="1" w:styleId="Normal">
     <w:name w:val="Normal"/>
     <w:qFormat/>
-    <w:rsid w:val="00B91C5D"/>
+    <w:rsid w:val="005509C8"/>
   </w:style>
   <w:style w:type="paragraph" w:styleId="Heading1">
     <w:name w:val="heading 1"/>
